--- a/Course Materials/Calc 3/Notes/Ch. 1 (Three-Dimensional Space; Vectors)/Worksheets/1.6 Worksheet_Solutions.docx
+++ b/Course Materials/Calc 3/Notes/Ch. 1 (Three-Dimensional Space; Vectors)/Worksheets/1.6 Worksheet_Solutions.docx
@@ -180,10 +180,10 @@
             <v:path o:extrusionok="f" gradientshapeok="t" o:connecttype="rect"/>
             <o:lock v:ext="edit" aspectratio="t"/>
           </v:shapetype>
-          <v:shape id="_x0000_i1025" type="#_x0000_t75" style="width:60.75pt;height:18pt" o:ole="">
+          <v:shape id="_x0000_i1025" type="#_x0000_t75" style="width:60.6pt;height:18pt" o:ole="">
             <v:imagedata r:id="rId8" o:title=""/>
           </v:shape>
-          <o:OLEObject Type="Embed" ProgID="Equation.DSMT4" ShapeID="_x0000_i1025" DrawAspect="Content" ObjectID="_1846090636" r:id="rId9"/>
+          <o:OLEObject Type="Embed" ProgID="Equation.DSMT4" ShapeID="_x0000_i1025" DrawAspect="Content" ObjectID="_1850571567" r:id="rId9"/>
         </w:object>
       </w:r>
       <w:r>
@@ -215,7 +215,7 @@
           <v:shape id="_x0000_i1026" type="#_x0000_t75" style="width:12pt;height:18pt" o:ole="">
             <v:imagedata r:id="rId10" o:title=""/>
           </v:shape>
-          <o:OLEObject Type="Embed" ProgID="Equation.DSMT4" ShapeID="_x0000_i1026" DrawAspect="Content" ObjectID="_1846090637" r:id="rId11"/>
+          <o:OLEObject Type="Embed" ProgID="Equation.DSMT4" ShapeID="_x0000_i1026" DrawAspect="Content" ObjectID="_1850571568" r:id="rId11"/>
         </w:object>
       </w:r>
       <w:r>
@@ -230,10 +230,10 @@
           <w:szCs w:val="28"/>
         </w:rPr>
         <w:object w:dxaOrig="279" w:dyaOrig="360" w14:anchorId="752853D1">
-          <v:shape id="_x0000_i1027" type="#_x0000_t75" style="width:14.25pt;height:18pt" o:ole="">
+          <v:shape id="_x0000_i1027" type="#_x0000_t75" style="width:14.4pt;height:18pt" o:ole="">
             <v:imagedata r:id="rId12" o:title=""/>
           </v:shape>
-          <o:OLEObject Type="Embed" ProgID="Equation.DSMT4" ShapeID="_x0000_i1027" DrawAspect="Content" ObjectID="_1846090638" r:id="rId13"/>
+          <o:OLEObject Type="Embed" ProgID="Equation.DSMT4" ShapeID="_x0000_i1027" DrawAspect="Content" ObjectID="_1850571569" r:id="rId13"/>
         </w:object>
       </w:r>
       <w:r>
@@ -248,10 +248,10 @@
           <w:szCs w:val="28"/>
         </w:rPr>
         <w:object w:dxaOrig="279" w:dyaOrig="360" w14:anchorId="27247A54">
-          <v:shape id="_x0000_i1028" type="#_x0000_t75" style="width:14.25pt;height:18pt" o:ole="">
+          <v:shape id="_x0000_i1028" type="#_x0000_t75" style="width:14.4pt;height:18pt" o:ole="">
             <v:imagedata r:id="rId14" o:title=""/>
           </v:shape>
-          <o:OLEObject Type="Embed" ProgID="Equation.DSMT4" ShapeID="_x0000_i1028" DrawAspect="Content" ObjectID="_1846090639" r:id="rId15"/>
+          <o:OLEObject Type="Embed" ProgID="Equation.DSMT4" ShapeID="_x0000_i1028" DrawAspect="Content" ObjectID="_1850571570" r:id="rId15"/>
         </w:object>
       </w:r>
       <w:r>
@@ -294,10 +294,10 @@
           <w:szCs w:val="28"/>
         </w:rPr>
         <w:object w:dxaOrig="840" w:dyaOrig="360" w14:anchorId="3D75B6AB">
-          <v:shape id="_x0000_i1029" type="#_x0000_t75" style="width:41.25pt;height:18pt" o:ole="">
+          <v:shape id="_x0000_i1029" type="#_x0000_t75" style="width:41.4pt;height:18pt" o:ole="">
             <v:imagedata r:id="rId16" o:title=""/>
           </v:shape>
-          <o:OLEObject Type="Embed" ProgID="Equation.DSMT4" ShapeID="_x0000_i1029" DrawAspect="Content" ObjectID="_1846090640" r:id="rId17"/>
+          <o:OLEObject Type="Embed" ProgID="Equation.DSMT4" ShapeID="_x0000_i1029" DrawAspect="Content" ObjectID="_1850571571" r:id="rId17"/>
         </w:object>
       </w:r>
       <w:r>
@@ -312,10 +312,10 @@
           <w:szCs w:val="28"/>
         </w:rPr>
         <w:object w:dxaOrig="880" w:dyaOrig="360" w14:anchorId="67ED82E7">
-          <v:shape id="_x0000_i1030" type="#_x0000_t75" style="width:43.5pt;height:18pt" o:ole="">
+          <v:shape id="_x0000_i1030" type="#_x0000_t75" style="width:43.8pt;height:18pt" o:ole="">
             <v:imagedata r:id="rId18" o:title=""/>
           </v:shape>
-          <o:OLEObject Type="Embed" ProgID="Equation.DSMT4" ShapeID="_x0000_i1030" DrawAspect="Content" ObjectID="_1846090641" r:id="rId19"/>
+          <o:OLEObject Type="Embed" ProgID="Equation.DSMT4" ShapeID="_x0000_i1030" DrawAspect="Content" ObjectID="_1850571572" r:id="rId19"/>
         </w:object>
       </w:r>
       <w:r>
@@ -330,10 +330,10 @@
           <w:szCs w:val="28"/>
         </w:rPr>
         <w:object w:dxaOrig="2340" w:dyaOrig="620" w14:anchorId="1DC3CE62">
-          <v:shape id="_x0000_i1031" type="#_x0000_t75" style="width:117.7pt;height:31.5pt" o:ole="">
+          <v:shape id="_x0000_i1031" type="#_x0000_t75" style="width:117.6pt;height:31.2pt" o:ole="">
             <v:imagedata r:id="rId20" o:title=""/>
           </v:shape>
-          <o:OLEObject Type="Embed" ProgID="Equation.DSMT4" ShapeID="_x0000_i1031" DrawAspect="Content" ObjectID="_1846090642" r:id="rId21"/>
+          <o:OLEObject Type="Embed" ProgID="Equation.DSMT4" ShapeID="_x0000_i1031" DrawAspect="Content" ObjectID="_1850571573" r:id="rId21"/>
         </w:object>
       </w:r>
       <w:r>
@@ -348,10 +348,10 @@
           <w:szCs w:val="28"/>
         </w:rPr>
         <w:object w:dxaOrig="820" w:dyaOrig="360" w14:anchorId="7BD13FBE">
-          <v:shape id="_x0000_i1032" type="#_x0000_t75" style="width:40.5pt;height:18pt" o:ole="">
+          <v:shape id="_x0000_i1032" type="#_x0000_t75" style="width:40.8pt;height:18pt" o:ole="">
             <v:imagedata r:id="rId22" o:title=""/>
           </v:shape>
-          <o:OLEObject Type="Embed" ProgID="Equation.DSMT4" ShapeID="_x0000_i1032" DrawAspect="Content" ObjectID="_1846090643" r:id="rId23"/>
+          <o:OLEObject Type="Embed" ProgID="Equation.DSMT4" ShapeID="_x0000_i1032" DrawAspect="Content" ObjectID="_1850571574" r:id="rId23"/>
         </w:object>
       </w:r>
       <w:r>
@@ -478,7 +478,7 @@
           <v:shape id="_x0000_i1033" type="#_x0000_t75" style="width:12pt;height:18pt" o:ole="">
             <v:imagedata r:id="rId24" o:title=""/>
           </v:shape>
-          <o:OLEObject Type="Embed" ProgID="Equation.DSMT4" ShapeID="_x0000_i1033" DrawAspect="Content" ObjectID="_1846090644" r:id="rId25"/>
+          <o:OLEObject Type="Embed" ProgID="Equation.DSMT4" ShapeID="_x0000_i1033" DrawAspect="Content" ObjectID="_1850571575" r:id="rId25"/>
         </w:object>
       </w:r>
       <w:r>
@@ -493,10 +493,10 @@
           <w:szCs w:val="28"/>
         </w:rPr>
         <w:object w:dxaOrig="279" w:dyaOrig="360" w14:anchorId="2D141925">
-          <v:shape id="_x0000_i1034" type="#_x0000_t75" style="width:14.25pt;height:18pt" o:ole="">
+          <v:shape id="_x0000_i1034" type="#_x0000_t75" style="width:14.4pt;height:18pt" o:ole="">
             <v:imagedata r:id="rId26" o:title=""/>
           </v:shape>
-          <o:OLEObject Type="Embed" ProgID="Equation.DSMT4" ShapeID="_x0000_i1034" DrawAspect="Content" ObjectID="_1846090645" r:id="rId27"/>
+          <o:OLEObject Type="Embed" ProgID="Equation.DSMT4" ShapeID="_x0000_i1034" DrawAspect="Content" ObjectID="_1850571576" r:id="rId27"/>
         </w:object>
       </w:r>
       <w:r>
@@ -539,10 +539,10 @@
           <w:szCs w:val="28"/>
         </w:rPr>
         <w:object w:dxaOrig="760" w:dyaOrig="360" w14:anchorId="728C91C0">
-          <v:shape id="_x0000_i1035" type="#_x0000_t75" style="width:38.25pt;height:18pt" o:ole="">
+          <v:shape id="_x0000_i1035" type="#_x0000_t75" style="width:38.4pt;height:18pt" o:ole="">
             <v:imagedata r:id="rId28" o:title=""/>
           </v:shape>
-          <o:OLEObject Type="Embed" ProgID="Equation.DSMT4" ShapeID="_x0000_i1035" DrawAspect="Content" ObjectID="_1846090646" r:id="rId29"/>
+          <o:OLEObject Type="Embed" ProgID="Equation.DSMT4" ShapeID="_x0000_i1035" DrawAspect="Content" ObjectID="_1850571577" r:id="rId29"/>
         </w:object>
       </w:r>
       <w:r>
@@ -630,10 +630,10 @@
           <w:szCs w:val="28"/>
         </w:rPr>
         <w:object w:dxaOrig="760" w:dyaOrig="360" w14:anchorId="4121EE8F">
-          <v:shape id="_x0000_i1036" type="#_x0000_t75" style="width:38.25pt;height:18pt" o:ole="">
+          <v:shape id="_x0000_i1036" type="#_x0000_t75" style="width:38.4pt;height:18pt" o:ole="">
             <v:imagedata r:id="rId30" o:title=""/>
           </v:shape>
-          <o:OLEObject Type="Embed" ProgID="Equation.DSMT4" ShapeID="_x0000_i1036" DrawAspect="Content" ObjectID="_1846090647" r:id="rId31"/>
+          <o:OLEObject Type="Embed" ProgID="Equation.DSMT4" ShapeID="_x0000_i1036" DrawAspect="Content" ObjectID="_1850571578" r:id="rId31"/>
         </w:object>
       </w:r>
       <w:r>
@@ -706,10 +706,10 @@
           <w:szCs w:val="28"/>
         </w:rPr>
         <w:object w:dxaOrig="2560" w:dyaOrig="400" w14:anchorId="4BAFCBBE">
-          <v:shape id="_x0000_i1037" type="#_x0000_t75" style="width:127.5pt;height:20.25pt" o:ole="">
+          <v:shape id="_x0000_i1037" type="#_x0000_t75" style="width:127.2pt;height:20.4pt" o:ole="">
             <v:imagedata r:id="rId32" o:title=""/>
           </v:shape>
-          <o:OLEObject Type="Embed" ProgID="Equation.DSMT4" ShapeID="_x0000_i1037" DrawAspect="Content" ObjectID="_1846090648" r:id="rId33"/>
+          <o:OLEObject Type="Embed" ProgID="Equation.DSMT4" ShapeID="_x0000_i1037" DrawAspect="Content" ObjectID="_1850571579" r:id="rId33"/>
         </w:object>
       </w:r>
       <w:r>
@@ -724,10 +724,10 @@
           <w:szCs w:val="28"/>
         </w:rPr>
         <w:object w:dxaOrig="1100" w:dyaOrig="400" w14:anchorId="2811B82A">
-          <v:shape id="_x0000_i1038" type="#_x0000_t75" style="width:54.7pt;height:20.25pt" o:ole="">
+          <v:shape id="_x0000_i1038" type="#_x0000_t75" style="width:54.6pt;height:20.4pt" o:ole="">
             <v:imagedata r:id="rId34" o:title=""/>
           </v:shape>
-          <o:OLEObject Type="Embed" ProgID="Equation.DSMT4" ShapeID="_x0000_i1038" DrawAspect="Content" ObjectID="_1846090649" r:id="rId35"/>
+          <o:OLEObject Type="Embed" ProgID="Equation.DSMT4" ShapeID="_x0000_i1038" DrawAspect="Content" ObjectID="_1850571580" r:id="rId35"/>
         </w:object>
       </w:r>
       <w:r>
@@ -742,10 +742,10 @@
           <w:szCs w:val="28"/>
         </w:rPr>
         <w:object w:dxaOrig="760" w:dyaOrig="360" w14:anchorId="274A2EC3">
-          <v:shape id="_x0000_i1039" type="#_x0000_t75" style="width:38.25pt;height:18pt" o:ole="">
+          <v:shape id="_x0000_i1039" type="#_x0000_t75" style="width:38.4pt;height:18pt" o:ole="">
             <v:imagedata r:id="rId30" o:title=""/>
           </v:shape>
-          <o:OLEObject Type="Embed" ProgID="Equation.DSMT4" ShapeID="_x0000_i1039" DrawAspect="Content" ObjectID="_1846090650" r:id="rId36"/>
+          <o:OLEObject Type="Embed" ProgID="Equation.DSMT4" ShapeID="_x0000_i1039" DrawAspect="Content" ObjectID="_1850571581" r:id="rId36"/>
         </w:object>
       </w:r>
       <w:r>
@@ -839,10 +839,10 @@
           <w:szCs w:val="28"/>
         </w:rPr>
         <w:object w:dxaOrig="760" w:dyaOrig="360" w14:anchorId="09F6FCA0">
-          <v:shape id="_x0000_i1040" type="#_x0000_t75" style="width:38.25pt;height:18pt" o:ole="">
+          <v:shape id="_x0000_i1040" type="#_x0000_t75" style="width:38.4pt;height:18pt" o:ole="">
             <v:imagedata r:id="rId30" o:title=""/>
           </v:shape>
-          <o:OLEObject Type="Embed" ProgID="Equation.DSMT4" ShapeID="_x0000_i1040" DrawAspect="Content" ObjectID="_1846090651" r:id="rId37"/>
+          <o:OLEObject Type="Embed" ProgID="Equation.DSMT4" ShapeID="_x0000_i1040" DrawAspect="Content" ObjectID="_1850571582" r:id="rId37"/>
         </w:object>
       </w:r>
       <w:r>
@@ -877,10 +877,10 @@
           <w:szCs w:val="28"/>
         </w:rPr>
         <w:object w:dxaOrig="760" w:dyaOrig="360" w14:anchorId="3187773A">
-          <v:shape id="_x0000_i1041" type="#_x0000_t75" style="width:38.25pt;height:18pt" o:ole="">
+          <v:shape id="_x0000_i1041" type="#_x0000_t75" style="width:38.4pt;height:18pt" o:ole="">
             <v:imagedata r:id="rId30" o:title=""/>
           </v:shape>
-          <o:OLEObject Type="Embed" ProgID="Equation.DSMT4" ShapeID="_x0000_i1041" DrawAspect="Content" ObjectID="_1846090652" r:id="rId38"/>
+          <o:OLEObject Type="Embed" ProgID="Equation.DSMT4" ShapeID="_x0000_i1041" DrawAspect="Content" ObjectID="_1850571583" r:id="rId38"/>
         </w:object>
       </w:r>
       <w:r>
@@ -1063,10 +1063,10 @@
           <w:szCs w:val="28"/>
         </w:rPr>
         <w:object w:dxaOrig="859" w:dyaOrig="400" w14:anchorId="0F900E3A">
-          <v:shape id="_x0000_i1042" type="#_x0000_t75" style="width:42.75pt;height:19.5pt" o:ole="">
+          <v:shape id="_x0000_i1042" type="#_x0000_t75" style="width:42.6pt;height:19.8pt" o:ole="">
             <v:imagedata r:id="rId39" o:title=""/>
           </v:shape>
-          <o:OLEObject Type="Embed" ProgID="Equation.DSMT4" ShapeID="_x0000_i1042" DrawAspect="Content" ObjectID="_1846090653" r:id="rId40"/>
+          <o:OLEObject Type="Embed" ProgID="Equation.DSMT4" ShapeID="_x0000_i1042" DrawAspect="Content" ObjectID="_1850571584" r:id="rId40"/>
         </w:object>
       </w:r>
       <w:r>
@@ -1103,10 +1103,10 @@
           <w:szCs w:val="28"/>
         </w:rPr>
         <w:object w:dxaOrig="780" w:dyaOrig="400" w14:anchorId="2319639C">
-          <v:shape id="_x0000_i1043" type="#_x0000_t75" style="width:39.75pt;height:20.25pt" o:ole="">
+          <v:shape id="_x0000_i1043" type="#_x0000_t75" style="width:39.6pt;height:20.4pt" o:ole="">
             <v:imagedata r:id="rId41" o:title=""/>
           </v:shape>
-          <o:OLEObject Type="Embed" ProgID="Equation.DSMT4" ShapeID="_x0000_i1043" DrawAspect="Content" ObjectID="_1846090654" r:id="rId42"/>
+          <o:OLEObject Type="Embed" ProgID="Equation.DSMT4" ShapeID="_x0000_i1043" DrawAspect="Content" ObjectID="_1850571585" r:id="rId42"/>
         </w:object>
       </w:r>
       <w:r>
@@ -1127,10 +1127,10 @@
           <w:szCs w:val="28"/>
         </w:rPr>
         <w:object w:dxaOrig="1219" w:dyaOrig="400" w14:anchorId="32673296">
-          <v:shape id="_x0000_i1044" type="#_x0000_t75" style="width:60.75pt;height:20.25pt" o:ole="">
+          <v:shape id="_x0000_i1044" type="#_x0000_t75" style="width:60.6pt;height:20.4pt" o:ole="">
             <v:imagedata r:id="rId43" o:title=""/>
           </v:shape>
-          <o:OLEObject Type="Embed" ProgID="Equation.DSMT4" ShapeID="_x0000_i1044" DrawAspect="Content" ObjectID="_1846090655" r:id="rId44"/>
+          <o:OLEObject Type="Embed" ProgID="Equation.DSMT4" ShapeID="_x0000_i1044" DrawAspect="Content" ObjectID="_1850571586" r:id="rId44"/>
         </w:object>
       </w:r>
       <w:r>
@@ -1173,10 +1173,10 @@
           <w:szCs w:val="28"/>
         </w:rPr>
         <w:object w:dxaOrig="5120" w:dyaOrig="400" w14:anchorId="51031EE7">
-          <v:shape id="_x0000_i1045" type="#_x0000_t75" style="width:255.75pt;height:20.25pt" o:ole="">
+          <v:shape id="_x0000_i1045" type="#_x0000_t75" style="width:255.6pt;height:20.4pt" o:ole="">
             <v:imagedata r:id="rId45" o:title=""/>
           </v:shape>
-          <o:OLEObject Type="Embed" ProgID="Equation.DSMT4" ShapeID="_x0000_i1045" DrawAspect="Content" ObjectID="_1846090656" r:id="rId46"/>
+          <o:OLEObject Type="Embed" ProgID="Equation.DSMT4" ShapeID="_x0000_i1045" DrawAspect="Content" ObjectID="_1850571587" r:id="rId46"/>
         </w:object>
       </w:r>
     </w:p>
@@ -1223,10 +1223,10 @@
           <w:szCs w:val="28"/>
         </w:rPr>
         <w:object w:dxaOrig="760" w:dyaOrig="400" w14:anchorId="32D8669D">
-          <v:shape id="_x0000_i1046" type="#_x0000_t75" style="width:37.5pt;height:19.5pt" o:ole="">
+          <v:shape id="_x0000_i1046" type="#_x0000_t75" style="width:37.8pt;height:19.8pt" o:ole="">
             <v:imagedata r:id="rId47" o:title=""/>
           </v:shape>
-          <o:OLEObject Type="Embed" ProgID="Equation.DSMT4" ShapeID="_x0000_i1046" DrawAspect="Content" ObjectID="_1846090657" r:id="rId48"/>
+          <o:OLEObject Type="Embed" ProgID="Equation.DSMT4" ShapeID="_x0000_i1046" DrawAspect="Content" ObjectID="_1850571588" r:id="rId48"/>
         </w:object>
       </w:r>
       <w:r>
@@ -1241,10 +1241,10 @@
           <w:szCs w:val="28"/>
         </w:rPr>
         <w:object w:dxaOrig="920" w:dyaOrig="320" w14:anchorId="6364F081">
-          <v:shape id="_x0000_i1047" type="#_x0000_t75" style="width:46.5pt;height:17.25pt" o:ole="">
+          <v:shape id="_x0000_i1047" type="#_x0000_t75" style="width:46.8pt;height:17.4pt" o:ole="">
             <v:imagedata r:id="rId49" o:title=""/>
           </v:shape>
-          <o:OLEObject Type="Embed" ProgID="Equation.DSMT4" ShapeID="_x0000_i1047" DrawAspect="Content" ObjectID="_1846090658" r:id="rId50"/>
+          <o:OLEObject Type="Embed" ProgID="Equation.DSMT4" ShapeID="_x0000_i1047" DrawAspect="Content" ObjectID="_1850571589" r:id="rId50"/>
         </w:object>
       </w:r>
       <w:r>
@@ -1280,10 +1280,10 @@
           <w:szCs w:val="28"/>
         </w:rPr>
         <w:object w:dxaOrig="760" w:dyaOrig="400" w14:anchorId="599A2421">
-          <v:shape id="_x0000_i1048" type="#_x0000_t75" style="width:38.25pt;height:20.25pt" o:ole="">
+          <v:shape id="_x0000_i1048" type="#_x0000_t75" style="width:38.4pt;height:20.4pt" o:ole="">
             <v:imagedata r:id="rId51" o:title=""/>
           </v:shape>
-          <o:OLEObject Type="Embed" ProgID="Equation.DSMT4" ShapeID="_x0000_i1048" DrawAspect="Content" ObjectID="_1846090659" r:id="rId52"/>
+          <o:OLEObject Type="Embed" ProgID="Equation.DSMT4" ShapeID="_x0000_i1048" DrawAspect="Content" ObjectID="_1850571590" r:id="rId52"/>
         </w:object>
       </w:r>
       <w:r>
@@ -1304,10 +1304,10 @@
           <w:szCs w:val="28"/>
         </w:rPr>
         <w:object w:dxaOrig="1219" w:dyaOrig="400" w14:anchorId="0968FABB">
-          <v:shape id="_x0000_i1049" type="#_x0000_t75" style="width:60.75pt;height:20.25pt" o:ole="">
+          <v:shape id="_x0000_i1049" type="#_x0000_t75" style="width:60.6pt;height:20.4pt" o:ole="">
             <v:imagedata r:id="rId53" o:title=""/>
           </v:shape>
-          <o:OLEObject Type="Embed" ProgID="Equation.DSMT4" ShapeID="_x0000_i1049" DrawAspect="Content" ObjectID="_1846090660" r:id="rId54"/>
+          <o:OLEObject Type="Embed" ProgID="Equation.DSMT4" ShapeID="_x0000_i1049" DrawAspect="Content" ObjectID="_1850571591" r:id="rId54"/>
         </w:object>
       </w:r>
       <w:r>
@@ -1350,10 +1350,10 @@
           <w:szCs w:val="28"/>
         </w:rPr>
         <w:object w:dxaOrig="4940" w:dyaOrig="400" w14:anchorId="1B678B43">
-          <v:shape id="_x0000_i1050" type="#_x0000_t75" style="width:247.5pt;height:20.25pt" o:ole="">
+          <v:shape id="_x0000_i1050" type="#_x0000_t75" style="width:247.2pt;height:20.4pt" o:ole="">
             <v:imagedata r:id="rId55" o:title=""/>
           </v:shape>
-          <o:OLEObject Type="Embed" ProgID="Equation.DSMT4" ShapeID="_x0000_i1050" DrawAspect="Content" ObjectID="_1846090661" r:id="rId56"/>
+          <o:OLEObject Type="Embed" ProgID="Equation.DSMT4" ShapeID="_x0000_i1050" DrawAspect="Content" ObjectID="_1850571592" r:id="rId56"/>
         </w:object>
       </w:r>
     </w:p>
@@ -1394,10 +1394,10 @@
           <w:szCs w:val="28"/>
         </w:rPr>
         <w:object w:dxaOrig="740" w:dyaOrig="400" w14:anchorId="684AD3A2">
-          <v:shape id="_x0000_i1051" type="#_x0000_t75" style="width:36.75pt;height:19.5pt" o:ole="">
+          <v:shape id="_x0000_i1051" type="#_x0000_t75" style="width:36.6pt;height:19.8pt" o:ole="">
             <v:imagedata r:id="rId57" o:title=""/>
           </v:shape>
-          <o:OLEObject Type="Embed" ProgID="Equation.DSMT4" ShapeID="_x0000_i1051" DrawAspect="Content" ObjectID="_1846090662" r:id="rId58"/>
+          <o:OLEObject Type="Embed" ProgID="Equation.DSMT4" ShapeID="_x0000_i1051" DrawAspect="Content" ObjectID="_1850571593" r:id="rId58"/>
         </w:object>
       </w:r>
       <w:r>
@@ -1412,10 +1412,10 @@
           <w:szCs w:val="28"/>
         </w:rPr>
         <w:object w:dxaOrig="2640" w:dyaOrig="320" w14:anchorId="00C5177B">
-          <v:shape id="_x0000_i1052" type="#_x0000_t75" style="width:132pt;height:17.25pt" o:ole="">
+          <v:shape id="_x0000_i1052" type="#_x0000_t75" style="width:132pt;height:17.4pt" o:ole="">
             <v:imagedata r:id="rId59" o:title=""/>
           </v:shape>
-          <o:OLEObject Type="Embed" ProgID="Equation.DSMT4" ShapeID="_x0000_i1052" DrawAspect="Content" ObjectID="_1846090663" r:id="rId60"/>
+          <o:OLEObject Type="Embed" ProgID="Equation.DSMT4" ShapeID="_x0000_i1052" DrawAspect="Content" ObjectID="_1850571594" r:id="rId60"/>
         </w:object>
       </w:r>
       <w:r>
@@ -1451,10 +1451,10 @@
           <w:szCs w:val="28"/>
         </w:rPr>
         <w:object w:dxaOrig="740" w:dyaOrig="400" w14:anchorId="69AF00F9">
-          <v:shape id="_x0000_i1053" type="#_x0000_t75" style="width:36.75pt;height:20.25pt" o:ole="">
+          <v:shape id="_x0000_i1053" type="#_x0000_t75" style="width:36.6pt;height:20.4pt" o:ole="">
             <v:imagedata r:id="rId61" o:title=""/>
           </v:shape>
-          <o:OLEObject Type="Embed" ProgID="Equation.DSMT4" ShapeID="_x0000_i1053" DrawAspect="Content" ObjectID="_1846090664" r:id="rId62"/>
+          <o:OLEObject Type="Embed" ProgID="Equation.DSMT4" ShapeID="_x0000_i1053" DrawAspect="Content" ObjectID="_1850571595" r:id="rId62"/>
         </w:object>
       </w:r>
       <w:r>
@@ -1481,10 +1481,10 @@
           <w:szCs w:val="28"/>
         </w:rPr>
         <w:object w:dxaOrig="1260" w:dyaOrig="400" w14:anchorId="79C52EDE">
-          <v:shape id="_x0000_i1054" type="#_x0000_t75" style="width:63pt;height:20.25pt" o:ole="">
+          <v:shape id="_x0000_i1054" type="#_x0000_t75" style="width:63pt;height:20.4pt" o:ole="">
             <v:imagedata r:id="rId63" o:title=""/>
           </v:shape>
-          <o:OLEObject Type="Embed" ProgID="Equation.DSMT4" ShapeID="_x0000_i1054" DrawAspect="Content" ObjectID="_1846090665" r:id="rId64"/>
+          <o:OLEObject Type="Embed" ProgID="Equation.DSMT4" ShapeID="_x0000_i1054" DrawAspect="Content" ObjectID="_1850571596" r:id="rId64"/>
         </w:object>
       </w:r>
       <w:r>
@@ -1527,10 +1527,10 @@
           <w:szCs w:val="28"/>
         </w:rPr>
         <w:object w:dxaOrig="5060" w:dyaOrig="400" w14:anchorId="1CA3E666">
-          <v:shape id="_x0000_i1055" type="#_x0000_t75" style="width:252.75pt;height:20.25pt" o:ole="">
+          <v:shape id="_x0000_i1055" type="#_x0000_t75" style="width:252.6pt;height:20.4pt" o:ole="">
             <v:imagedata r:id="rId65" o:title=""/>
           </v:shape>
-          <o:OLEObject Type="Embed" ProgID="Equation.DSMT4" ShapeID="_x0000_i1055" DrawAspect="Content" ObjectID="_1846090666" r:id="rId66"/>
+          <o:OLEObject Type="Embed" ProgID="Equation.DSMT4" ShapeID="_x0000_i1055" DrawAspect="Content" ObjectID="_1850571597" r:id="rId66"/>
         </w:object>
       </w:r>
     </w:p>
@@ -1571,10 +1571,10 @@
           <w:szCs w:val="28"/>
         </w:rPr>
         <w:object w:dxaOrig="980" w:dyaOrig="400" w14:anchorId="19E62372">
-          <v:shape id="_x0000_i1056" type="#_x0000_t75" style="width:48.75pt;height:19.5pt" o:ole="">
+          <v:shape id="_x0000_i1056" type="#_x0000_t75" style="width:48.6pt;height:19.8pt" o:ole="">
             <v:imagedata r:id="rId67" o:title=""/>
           </v:shape>
-          <o:OLEObject Type="Embed" ProgID="Equation.DSMT4" ShapeID="_x0000_i1056" DrawAspect="Content" ObjectID="_1846090667" r:id="rId68"/>
+          <o:OLEObject Type="Embed" ProgID="Equation.DSMT4" ShapeID="_x0000_i1056" DrawAspect="Content" ObjectID="_1850571598" r:id="rId68"/>
         </w:object>
       </w:r>
       <w:r>
@@ -1589,10 +1589,10 @@
           <w:szCs w:val="28"/>
         </w:rPr>
         <w:object w:dxaOrig="1340" w:dyaOrig="320" w14:anchorId="05FFACBC">
-          <v:shape id="_x0000_i1057" type="#_x0000_t75" style="width:66.75pt;height:17.25pt" o:ole="">
+          <v:shape id="_x0000_i1057" type="#_x0000_t75" style="width:66.6pt;height:17.4pt" o:ole="">
             <v:imagedata r:id="rId69" o:title=""/>
           </v:shape>
-          <o:OLEObject Type="Embed" ProgID="Equation.DSMT4" ShapeID="_x0000_i1057" DrawAspect="Content" ObjectID="_1846090668" r:id="rId70"/>
+          <o:OLEObject Type="Embed" ProgID="Equation.DSMT4" ShapeID="_x0000_i1057" DrawAspect="Content" ObjectID="_1850571599" r:id="rId70"/>
         </w:object>
       </w:r>
       <w:r>
@@ -1628,10 +1628,10 @@
           <w:szCs w:val="28"/>
         </w:rPr>
         <w:object w:dxaOrig="980" w:dyaOrig="400" w14:anchorId="04119E9E">
-          <v:shape id="_x0000_i1058" type="#_x0000_t75" style="width:48.75pt;height:19.5pt" o:ole="">
+          <v:shape id="_x0000_i1058" type="#_x0000_t75" style="width:48.6pt;height:19.8pt" o:ole="">
             <v:imagedata r:id="rId67" o:title=""/>
           </v:shape>
-          <o:OLEObject Type="Embed" ProgID="Equation.DSMT4" ShapeID="_x0000_i1058" DrawAspect="Content" ObjectID="_1846090669" r:id="rId71"/>
+          <o:OLEObject Type="Embed" ProgID="Equation.DSMT4" ShapeID="_x0000_i1058" DrawAspect="Content" ObjectID="_1850571600" r:id="rId71"/>
         </w:object>
       </w:r>
       <w:r>
@@ -1694,10 +1694,10 @@
           <w:szCs w:val="28"/>
         </w:rPr>
         <w:object w:dxaOrig="1359" w:dyaOrig="400" w14:anchorId="4514AC64">
-          <v:shape id="_x0000_i1059" type="#_x0000_t75" style="width:68.2pt;height:20.25pt" o:ole="">
+          <v:shape id="_x0000_i1059" type="#_x0000_t75" style="width:68.4pt;height:20.4pt" o:ole="">
             <v:imagedata r:id="rId72" o:title=""/>
           </v:shape>
-          <o:OLEObject Type="Embed" ProgID="Equation.DSMT4" ShapeID="_x0000_i1059" DrawAspect="Content" ObjectID="_1846090670" r:id="rId73"/>
+          <o:OLEObject Type="Embed" ProgID="Equation.DSMT4" ShapeID="_x0000_i1059" DrawAspect="Content" ObjectID="_1850571601" r:id="rId73"/>
         </w:object>
       </w:r>
       <w:r>
@@ -1740,10 +1740,10 @@
           <w:szCs w:val="28"/>
         </w:rPr>
         <w:object w:dxaOrig="5280" w:dyaOrig="400" w14:anchorId="452658E9">
-          <v:shape id="_x0000_i1060" type="#_x0000_t75" style="width:264pt;height:20.25pt" o:ole="">
+          <v:shape id="_x0000_i1060" type="#_x0000_t75" style="width:264pt;height:20.4pt" o:ole="">
             <v:imagedata r:id="rId74" o:title=""/>
           </v:shape>
-          <o:OLEObject Type="Embed" ProgID="Equation.DSMT4" ShapeID="_x0000_i1060" DrawAspect="Content" ObjectID="_1846090671" r:id="rId75"/>
+          <o:OLEObject Type="Embed" ProgID="Equation.DSMT4" ShapeID="_x0000_i1060" DrawAspect="Content" ObjectID="_1850571602" r:id="rId75"/>
         </w:object>
       </w:r>
     </w:p>
@@ -1776,7 +1776,13 @@
         <w:rPr>
           <w:szCs w:val="28"/>
         </w:rPr>
-        <w:t xml:space="preserve">The plane through the </w:t>
+        <w:t>A</w:t>
+      </w:r>
+      <w:r>
+        <w:rPr>
+          <w:szCs w:val="28"/>
+        </w:rPr>
+        <w:t xml:space="preserve"> plane through the </w:t>
       </w:r>
       <w:r>
         <w:rPr>
@@ -1790,10 +1796,10 @@
           <w:szCs w:val="28"/>
         </w:rPr>
         <w:object w:dxaOrig="780" w:dyaOrig="400" w14:anchorId="0F85497A">
-          <v:shape id="_x0000_i1061" type="#_x0000_t75" style="width:39.75pt;height:19.5pt" o:ole="">
+          <v:shape id="_x0000_i1061" type="#_x0000_t75" style="width:39.6pt;height:19.8pt" o:ole="">
             <v:imagedata r:id="rId76" o:title=""/>
           </v:shape>
-          <o:OLEObject Type="Embed" ProgID="Equation.DSMT4" ShapeID="_x0000_i1061" DrawAspect="Content" ObjectID="_1846090672" r:id="rId77"/>
+          <o:OLEObject Type="Embed" ProgID="Equation.DSMT4" ShapeID="_x0000_i1061" DrawAspect="Content" ObjectID="_1850571603" r:id="rId77"/>
         </w:object>
       </w:r>
       <w:r>
@@ -1820,10 +1826,10 @@
           <w:szCs w:val="28"/>
         </w:rPr>
         <w:object w:dxaOrig="900" w:dyaOrig="279" w14:anchorId="1D3BB5F5">
-          <v:shape id="_x0000_i1062" type="#_x0000_t75" style="width:45.75pt;height:13.5pt" o:ole="">
+          <v:shape id="_x0000_i1062" type="#_x0000_t75" style="width:45.6pt;height:13.8pt" o:ole="">
             <v:imagedata r:id="rId78" o:title=""/>
           </v:shape>
-          <o:OLEObject Type="Embed" ProgID="Equation.DSMT4" ShapeID="_x0000_i1062" DrawAspect="Content" ObjectID="_1846090673" r:id="rId79"/>
+          <o:OLEObject Type="Embed" ProgID="Equation.DSMT4" ShapeID="_x0000_i1062" DrawAspect="Content" ObjectID="_1850571604" r:id="rId79"/>
         </w:object>
       </w:r>
       <w:r>
@@ -1859,10 +1865,10 @@
           <w:szCs w:val="28"/>
         </w:rPr>
         <w:object w:dxaOrig="780" w:dyaOrig="400" w14:anchorId="413D1377">
-          <v:shape id="_x0000_i1063" type="#_x0000_t75" style="width:39.75pt;height:19.5pt" o:ole="">
+          <v:shape id="_x0000_i1063" type="#_x0000_t75" style="width:39.6pt;height:19.8pt" o:ole="">
             <v:imagedata r:id="rId76" o:title=""/>
           </v:shape>
-          <o:OLEObject Type="Embed" ProgID="Equation.DSMT4" ShapeID="_x0000_i1063" DrawAspect="Content" ObjectID="_1846090674" r:id="rId80"/>
+          <o:OLEObject Type="Embed" ProgID="Equation.DSMT4" ShapeID="_x0000_i1063" DrawAspect="Content" ObjectID="_1850571605" r:id="rId80"/>
         </w:object>
       </w:r>
       <w:r>
@@ -1907,10 +1913,10 @@
           <w:szCs w:val="28"/>
         </w:rPr>
         <w:object w:dxaOrig="800" w:dyaOrig="400" w14:anchorId="370BCD51">
-          <v:shape id="_x0000_i1064" type="#_x0000_t75" style="width:39.75pt;height:20.25pt" o:ole="">
+          <v:shape id="_x0000_i1064" type="#_x0000_t75" style="width:39.6pt;height:20.4pt" o:ole="">
             <v:imagedata r:id="rId81" o:title=""/>
           </v:shape>
-          <o:OLEObject Type="Embed" ProgID="Equation.DSMT4" ShapeID="_x0000_i1064" DrawAspect="Content" ObjectID="_1846090675" r:id="rId82"/>
+          <o:OLEObject Type="Embed" ProgID="Equation.DSMT4" ShapeID="_x0000_i1064" DrawAspect="Content" ObjectID="_1850571606" r:id="rId82"/>
         </w:object>
       </w:r>
       <w:r>
@@ -1925,10 +1931,10 @@
           <w:szCs w:val="28"/>
         </w:rPr>
         <w:object w:dxaOrig="1219" w:dyaOrig="400" w14:anchorId="60C77461">
-          <v:shape id="_x0000_i1065" type="#_x0000_t75" style="width:60.75pt;height:20.25pt" o:ole="">
+          <v:shape id="_x0000_i1065" type="#_x0000_t75" style="width:60.6pt;height:20.4pt" o:ole="">
             <v:imagedata r:id="rId83" o:title=""/>
           </v:shape>
-          <o:OLEObject Type="Embed" ProgID="Equation.DSMT4" ShapeID="_x0000_i1065" DrawAspect="Content" ObjectID="_1846090676" r:id="rId84"/>
+          <o:OLEObject Type="Embed" ProgID="Equation.DSMT4" ShapeID="_x0000_i1065" DrawAspect="Content" ObjectID="_1850571607" r:id="rId84"/>
         </w:object>
       </w:r>
       <w:r>
@@ -1971,10 +1977,10 @@
           <w:szCs w:val="28"/>
         </w:rPr>
         <w:object w:dxaOrig="4580" w:dyaOrig="400" w14:anchorId="5EC89A68">
-          <v:shape id="_x0000_i1066" type="#_x0000_t75" style="width:228.1pt;height:20.25pt" o:ole="">
+          <v:shape id="_x0000_i1066" type="#_x0000_t75" style="width:228pt;height:20.4pt" o:ole="">
             <v:imagedata r:id="rId85" o:title=""/>
           </v:shape>
-          <o:OLEObject Type="Embed" ProgID="Equation.DSMT4" ShapeID="_x0000_i1066" DrawAspect="Content" ObjectID="_1846090677" r:id="rId86"/>
+          <o:OLEObject Type="Embed" ProgID="Equation.DSMT4" ShapeID="_x0000_i1066" DrawAspect="Content" ObjectID="_1850571608" r:id="rId86"/>
         </w:object>
       </w:r>
     </w:p>
@@ -2016,10 +2022,10 @@
           <w:szCs w:val="28"/>
         </w:rPr>
         <w:object w:dxaOrig="2520" w:dyaOrig="400" w14:anchorId="494F1201">
-          <v:shape id="_x0000_i1067" type="#_x0000_t75" style="width:126.75pt;height:19.5pt" o:ole="">
+          <v:shape id="_x0000_i1067" type="#_x0000_t75" style="width:126.6pt;height:19.8pt" o:ole="">
             <v:imagedata r:id="rId87" o:title=""/>
           </v:shape>
-          <o:OLEObject Type="Embed" ProgID="Equation.DSMT4" ShapeID="_x0000_i1067" DrawAspect="Content" ObjectID="_1846090678" r:id="rId88"/>
+          <o:OLEObject Type="Embed" ProgID="Equation.DSMT4" ShapeID="_x0000_i1067" DrawAspect="Content" ObjectID="_1850571609" r:id="rId88"/>
         </w:object>
       </w:r>
       <w:r>
@@ -2055,10 +2061,10 @@
           <w:szCs w:val="28"/>
         </w:rPr>
         <w:object w:dxaOrig="700" w:dyaOrig="400" w14:anchorId="0E1464D2">
-          <v:shape id="_x0000_i1068" type="#_x0000_t75" style="width:35.25pt;height:19.5pt" o:ole="">
+          <v:shape id="_x0000_i1068" type="#_x0000_t75" style="width:35.4pt;height:19.8pt" o:ole="">
             <v:imagedata r:id="rId89" o:title=""/>
           </v:shape>
-          <o:OLEObject Type="Embed" ProgID="Equation.DSMT4" ShapeID="_x0000_i1068" DrawAspect="Content" ObjectID="_1846090679" r:id="rId90"/>
+          <o:OLEObject Type="Embed" ProgID="Equation.DSMT4" ShapeID="_x0000_i1068" DrawAspect="Content" ObjectID="_1850571610" r:id="rId90"/>
         </w:object>
       </w:r>
       <w:r>
@@ -2105,10 +2111,10 @@
           <w:szCs w:val="28"/>
         </w:rPr>
         <w:object w:dxaOrig="6300" w:dyaOrig="400" w14:anchorId="3940595E">
-          <v:shape id="_x0000_i1069" type="#_x0000_t75" style="width:314.35pt;height:20.25pt" o:ole="">
+          <v:shape id="_x0000_i1069" type="#_x0000_t75" style="width:314.4pt;height:20.4pt" o:ole="">
             <v:imagedata r:id="rId91" o:title=""/>
           </v:shape>
-          <o:OLEObject Type="Embed" ProgID="Equation.DSMT4" ShapeID="_x0000_i1069" DrawAspect="Content" ObjectID="_1846090680" r:id="rId92"/>
+          <o:OLEObject Type="Embed" ProgID="Equation.DSMT4" ShapeID="_x0000_i1069" DrawAspect="Content" ObjectID="_1850571611" r:id="rId92"/>
         </w:object>
       </w:r>
       <w:r>
@@ -2137,10 +2143,10 @@
           <w:szCs w:val="28"/>
         </w:rPr>
         <w:object w:dxaOrig="520" w:dyaOrig="220" w14:anchorId="2D68C129">
-          <v:shape id="_x0000_i1070" type="#_x0000_t75" style="width:26.25pt;height:11.25pt" o:ole="">
+          <v:shape id="_x0000_i1070" type="#_x0000_t75" style="width:26.4pt;height:11.4pt" o:ole="">
             <v:imagedata r:id="rId93" o:title=""/>
           </v:shape>
-          <o:OLEObject Type="Embed" ProgID="Equation.DSMT4" ShapeID="_x0000_i1070" DrawAspect="Content" ObjectID="_1846090681" r:id="rId94"/>
+          <o:OLEObject Type="Embed" ProgID="Equation.DSMT4" ShapeID="_x0000_i1070" DrawAspect="Content" ObjectID="_1850571612" r:id="rId94"/>
         </w:object>
       </w:r>
       <w:r>
@@ -2169,10 +2175,10 @@
           <w:szCs w:val="28"/>
         </w:rPr>
         <w:object w:dxaOrig="5700" w:dyaOrig="1120" w14:anchorId="172A4579">
-          <v:shape id="_x0000_i1071" type="#_x0000_t75" style="width:285pt;height:55.5pt" o:ole="">
+          <v:shape id="_x0000_i1071" type="#_x0000_t75" style="width:285pt;height:55.2pt" o:ole="">
             <v:imagedata r:id="rId95" o:title=""/>
           </v:shape>
-          <o:OLEObject Type="Embed" ProgID="Equation.DSMT4" ShapeID="_x0000_i1071" DrawAspect="Content" ObjectID="_1846090682" r:id="rId96"/>
+          <o:OLEObject Type="Embed" ProgID="Equation.DSMT4" ShapeID="_x0000_i1071" DrawAspect="Content" ObjectID="_1850571613" r:id="rId96"/>
         </w:object>
       </w:r>
     </w:p>
@@ -2213,10 +2219,10 @@
           <w:szCs w:val="28"/>
         </w:rPr>
         <w:object w:dxaOrig="4720" w:dyaOrig="400" w14:anchorId="6BC0F82C">
-          <v:shape id="_x0000_i1072" type="#_x0000_t75" style="width:236.25pt;height:20.25pt" o:ole="">
+          <v:shape id="_x0000_i1072" type="#_x0000_t75" style="width:236.4pt;height:20.4pt" o:ole="">
             <v:imagedata r:id="rId97" o:title=""/>
           </v:shape>
-          <o:OLEObject Type="Embed" ProgID="Equation.DSMT4" ShapeID="_x0000_i1072" DrawAspect="Content" ObjectID="_1846090683" r:id="rId98"/>
+          <o:OLEObject Type="Embed" ProgID="Equation.DSMT4" ShapeID="_x0000_i1072" DrawAspect="Content" ObjectID="_1850571614" r:id="rId98"/>
         </w:object>
       </w:r>
     </w:p>
@@ -2257,10 +2263,10 @@
           <w:szCs w:val="28"/>
         </w:rPr>
         <w:object w:dxaOrig="1440" w:dyaOrig="400" w14:anchorId="38BA8995">
-          <v:shape id="_x0000_i1073" type="#_x0000_t75" style="width:71.3pt;height:19.5pt" o:ole="">
+          <v:shape id="_x0000_i1073" type="#_x0000_t75" style="width:71.4pt;height:19.8pt" o:ole="">
             <v:imagedata r:id="rId99" o:title=""/>
           </v:shape>
-          <o:OLEObject Type="Embed" ProgID="Equation.DSMT4" ShapeID="_x0000_i1073" DrawAspect="Content" ObjectID="_1846090684" r:id="rId100"/>
+          <o:OLEObject Type="Embed" ProgID="Equation.DSMT4" ShapeID="_x0000_i1073" DrawAspect="Content" ObjectID="_1850571615" r:id="rId100"/>
         </w:object>
       </w:r>
       <w:r>
@@ -2275,10 +2281,10 @@
           <w:szCs w:val="28"/>
         </w:rPr>
         <w:object w:dxaOrig="780" w:dyaOrig="400" w14:anchorId="673CF9EF">
-          <v:shape id="_x0000_i1074" type="#_x0000_t75" style="width:38.25pt;height:19.5pt" o:ole="">
+          <v:shape id="_x0000_i1074" type="#_x0000_t75" style="width:38.4pt;height:19.8pt" o:ole="">
             <v:imagedata r:id="rId101" o:title=""/>
           </v:shape>
-          <o:OLEObject Type="Embed" ProgID="Equation.DSMT4" ShapeID="_x0000_i1074" DrawAspect="Content" ObjectID="_1846090685" r:id="rId102"/>
+          <o:OLEObject Type="Embed" ProgID="Equation.DSMT4" ShapeID="_x0000_i1074" DrawAspect="Content" ObjectID="_1850571616" r:id="rId102"/>
         </w:object>
       </w:r>
       <w:r>
@@ -2418,10 +2424,10 @@
           <w:szCs w:val="28"/>
         </w:rPr>
         <w:object w:dxaOrig="1100" w:dyaOrig="400" w14:anchorId="294D39BD">
-          <v:shape id="_x0000_i1075" type="#_x0000_t75" style="width:54.7pt;height:19.5pt" o:ole="">
+          <v:shape id="_x0000_i1075" type="#_x0000_t75" style="width:54.6pt;height:19.8pt" o:ole="">
             <v:imagedata r:id="rId104" o:title=""/>
           </v:shape>
-          <o:OLEObject Type="Embed" ProgID="Equation.DSMT4" ShapeID="_x0000_i1075" DrawAspect="Content" ObjectID="_1846090686" r:id="rId105"/>
+          <o:OLEObject Type="Embed" ProgID="Equation.DSMT4" ShapeID="_x0000_i1075" DrawAspect="Content" ObjectID="_1850571617" r:id="rId105"/>
         </w:object>
       </w:r>
       <w:r>
@@ -2464,10 +2470,10 @@
           <w:szCs w:val="28"/>
         </w:rPr>
         <w:object w:dxaOrig="499" w:dyaOrig="279" w14:anchorId="12ACE16D">
-          <v:shape id="_x0000_i1076" type="#_x0000_t75" style="width:25.5pt;height:13.5pt" o:ole="">
+          <v:shape id="_x0000_i1076" type="#_x0000_t75" style="width:25.2pt;height:13.8pt" o:ole="">
             <v:imagedata r:id="rId106" o:title=""/>
           </v:shape>
-          <o:OLEObject Type="Embed" ProgID="Equation.DSMT4" ShapeID="_x0000_i1076" DrawAspect="Content" ObjectID="_1846090687" r:id="rId107"/>
+          <o:OLEObject Type="Embed" ProgID="Equation.DSMT4" ShapeID="_x0000_i1076" DrawAspect="Content" ObjectID="_1850571618" r:id="rId107"/>
         </w:object>
       </w:r>
       <w:r>
@@ -2496,10 +2502,10 @@
           <w:szCs w:val="28"/>
         </w:rPr>
         <w:object w:dxaOrig="700" w:dyaOrig="400" w14:anchorId="0D50DD4E">
-          <v:shape id="_x0000_i1077" type="#_x0000_t75" style="width:34.5pt;height:19.5pt" o:ole="">
+          <v:shape id="_x0000_i1077" type="#_x0000_t75" style="width:34.8pt;height:19.8pt" o:ole="">
             <v:imagedata r:id="rId108" o:title=""/>
           </v:shape>
-          <o:OLEObject Type="Embed" ProgID="Equation.DSMT4" ShapeID="_x0000_i1077" DrawAspect="Content" ObjectID="_1846090688" r:id="rId109"/>
+          <o:OLEObject Type="Embed" ProgID="Equation.DSMT4" ShapeID="_x0000_i1077" DrawAspect="Content" ObjectID="_1850571619" r:id="rId109"/>
         </w:object>
       </w:r>
       <w:r>
@@ -2514,10 +2520,10 @@
           <w:szCs w:val="28"/>
         </w:rPr>
         <w:object w:dxaOrig="700" w:dyaOrig="400" w14:anchorId="7246B07B">
-          <v:shape id="_x0000_i1078" type="#_x0000_t75" style="width:34.5pt;height:19.5pt" o:ole="">
+          <v:shape id="_x0000_i1078" type="#_x0000_t75" style="width:34.8pt;height:19.8pt" o:ole="">
             <v:imagedata r:id="rId108" o:title=""/>
           </v:shape>
-          <o:OLEObject Type="Embed" ProgID="Equation.DSMT4" ShapeID="_x0000_i1078" DrawAspect="Content" ObjectID="_1846090689" r:id="rId110"/>
+          <o:OLEObject Type="Embed" ProgID="Equation.DSMT4" ShapeID="_x0000_i1078" DrawAspect="Content" ObjectID="_1850571620" r:id="rId110"/>
         </w:object>
       </w:r>
       <w:r>
@@ -2532,10 +2538,10 @@
           <w:szCs w:val="28"/>
         </w:rPr>
         <w:object w:dxaOrig="780" w:dyaOrig="400" w14:anchorId="1CED52E6">
-          <v:shape id="_x0000_i1079" type="#_x0000_t75" style="width:38.25pt;height:19.5pt" o:ole="">
+          <v:shape id="_x0000_i1079" type="#_x0000_t75" style="width:38.4pt;height:19.8pt" o:ole="">
             <v:imagedata r:id="rId101" o:title=""/>
           </v:shape>
-          <o:OLEObject Type="Embed" ProgID="Equation.DSMT4" ShapeID="_x0000_i1079" DrawAspect="Content" ObjectID="_1846090690" r:id="rId111"/>
+          <o:OLEObject Type="Embed" ProgID="Equation.DSMT4" ShapeID="_x0000_i1079" DrawAspect="Content" ObjectID="_1850571621" r:id="rId111"/>
         </w:object>
       </w:r>
       <w:r>
@@ -2550,10 +2556,10 @@
           <w:szCs w:val="28"/>
         </w:rPr>
         <w:object w:dxaOrig="1100" w:dyaOrig="400" w14:anchorId="579210E7">
-          <v:shape id="_x0000_i1080" type="#_x0000_t75" style="width:54.7pt;height:19.5pt" o:ole="">
+          <v:shape id="_x0000_i1080" type="#_x0000_t75" style="width:54.6pt;height:19.8pt" o:ole="">
             <v:imagedata r:id="rId112" o:title=""/>
           </v:shape>
-          <o:OLEObject Type="Embed" ProgID="Equation.DSMT4" ShapeID="_x0000_i1080" DrawAspect="Content" ObjectID="_1846090691" r:id="rId113"/>
+          <o:OLEObject Type="Embed" ProgID="Equation.DSMT4" ShapeID="_x0000_i1080" DrawAspect="Content" ObjectID="_1850571622" r:id="rId113"/>
         </w:object>
       </w:r>
       <w:r>
@@ -2669,10 +2675,10 @@
           <w:szCs w:val="28"/>
         </w:rPr>
         <w:object w:dxaOrig="5100" w:dyaOrig="1120" w14:anchorId="199F5579">
-          <v:shape id="_x0000_i1081" type="#_x0000_t75" style="width:254.25pt;height:55.5pt" o:ole="">
+          <v:shape id="_x0000_i1081" type="#_x0000_t75" style="width:254.4pt;height:55.2pt" o:ole="">
             <v:imagedata r:id="rId115" o:title=""/>
           </v:shape>
-          <o:OLEObject Type="Embed" ProgID="Equation.DSMT4" ShapeID="_x0000_i1081" DrawAspect="Content" ObjectID="_1846090692" r:id="rId116"/>
+          <o:OLEObject Type="Embed" ProgID="Equation.DSMT4" ShapeID="_x0000_i1081" DrawAspect="Content" ObjectID="_1850571623" r:id="rId116"/>
         </w:object>
       </w:r>
       <w:r>
@@ -2723,10 +2729,10 @@
           <w:szCs w:val="28"/>
         </w:rPr>
         <w:object w:dxaOrig="3200" w:dyaOrig="400" w14:anchorId="109EB77C">
-          <v:shape id="_x0000_i1082" type="#_x0000_t75" style="width:160.5pt;height:19.5pt" o:ole="">
+          <v:shape id="_x0000_i1082" type="#_x0000_t75" style="width:160.2pt;height:19.8pt" o:ole="">
             <v:imagedata r:id="rId117" o:title=""/>
           </v:shape>
-          <o:OLEObject Type="Embed" ProgID="Equation.DSMT4" ShapeID="_x0000_i1082" DrawAspect="Content" ObjectID="_1846090693" r:id="rId118"/>
+          <o:OLEObject Type="Embed" ProgID="Equation.DSMT4" ShapeID="_x0000_i1082" DrawAspect="Content" ObjectID="_1850571624" r:id="rId118"/>
         </w:object>
       </w:r>
       <w:r>
@@ -2851,10 +2857,10 @@
           <w:szCs w:val="28"/>
         </w:rPr>
         <w:object w:dxaOrig="740" w:dyaOrig="400" w14:anchorId="7E9638F6">
-          <v:shape id="_x0000_i1083" type="#_x0000_t75" style="width:37.5pt;height:19.5pt" o:ole="">
+          <v:shape id="_x0000_i1083" type="#_x0000_t75" style="width:37.8pt;height:19.8pt" o:ole="">
             <v:imagedata r:id="rId119" o:title=""/>
           </v:shape>
-          <o:OLEObject Type="Embed" ProgID="Equation.DSMT4" ShapeID="_x0000_i1083" DrawAspect="Content" ObjectID="_1846090694" r:id="rId120"/>
+          <o:OLEObject Type="Embed" ProgID="Equation.DSMT4" ShapeID="_x0000_i1083" DrawAspect="Content" ObjectID="_1850571625" r:id="rId120"/>
         </w:object>
       </w:r>
       <w:r>
@@ -2883,10 +2889,10 @@
           <w:szCs w:val="28"/>
         </w:rPr>
         <w:object w:dxaOrig="2760" w:dyaOrig="320" w14:anchorId="64142861">
-          <v:shape id="_x0000_i1084" type="#_x0000_t75" style="width:137.3pt;height:16.5pt" o:ole="">
+          <v:shape id="_x0000_i1084" type="#_x0000_t75" style="width:137.4pt;height:16.2pt" o:ole="">
             <v:imagedata r:id="rId121" o:title=""/>
           </v:shape>
-          <o:OLEObject Type="Embed" ProgID="Equation.DSMT4" ShapeID="_x0000_i1084" DrawAspect="Content" ObjectID="_1846090695" r:id="rId122"/>
+          <o:OLEObject Type="Embed" ProgID="Equation.DSMT4" ShapeID="_x0000_i1084" DrawAspect="Content" ObjectID="_1850571626" r:id="rId122"/>
         </w:object>
       </w:r>
       <w:r>
@@ -3026,10 +3032,10 @@
           <w:szCs w:val="28"/>
         </w:rPr>
         <w:object w:dxaOrig="1219" w:dyaOrig="400" w14:anchorId="745E0A8B">
-          <v:shape id="_x0000_i1085" type="#_x0000_t75" style="width:60.75pt;height:19.5pt" o:ole="">
+          <v:shape id="_x0000_i1085" type="#_x0000_t75" style="width:60.6pt;height:19.8pt" o:ole="">
             <v:imagedata r:id="rId123" o:title=""/>
           </v:shape>
-          <o:OLEObject Type="Embed" ProgID="Equation.DSMT4" ShapeID="_x0000_i1085" DrawAspect="Content" ObjectID="_1846090696" r:id="rId124"/>
+          <o:OLEObject Type="Embed" ProgID="Equation.DSMT4" ShapeID="_x0000_i1085" DrawAspect="Content" ObjectID="_1850571627" r:id="rId124"/>
         </w:object>
       </w:r>
       <w:r>
@@ -3072,10 +3078,10 @@
           <w:szCs w:val="28"/>
         </w:rPr>
         <w:object w:dxaOrig="499" w:dyaOrig="279" w14:anchorId="56C7799F">
-          <v:shape id="_x0000_i1086" type="#_x0000_t75" style="width:25.5pt;height:13.5pt" o:ole="">
+          <v:shape id="_x0000_i1086" type="#_x0000_t75" style="width:25.2pt;height:13.8pt" o:ole="">
             <v:imagedata r:id="rId106" o:title=""/>
           </v:shape>
-          <o:OLEObject Type="Embed" ProgID="Equation.DSMT4" ShapeID="_x0000_i1086" DrawAspect="Content" ObjectID="_1846090697" r:id="rId125"/>
+          <o:OLEObject Type="Embed" ProgID="Equation.DSMT4" ShapeID="_x0000_i1086" DrawAspect="Content" ObjectID="_1850571628" r:id="rId125"/>
         </w:object>
       </w:r>
       <w:r>
@@ -3104,10 +3110,10 @@
           <w:szCs w:val="28"/>
         </w:rPr>
         <w:object w:dxaOrig="740" w:dyaOrig="400" w14:anchorId="3D919DCE">
-          <v:shape id="_x0000_i1087" type="#_x0000_t75" style="width:37.5pt;height:19.5pt" o:ole="">
+          <v:shape id="_x0000_i1087" type="#_x0000_t75" style="width:37.8pt;height:19.8pt" o:ole="">
             <v:imagedata r:id="rId126" o:title=""/>
           </v:shape>
-          <o:OLEObject Type="Embed" ProgID="Equation.DSMT4" ShapeID="_x0000_i1087" DrawAspect="Content" ObjectID="_1846090698" r:id="rId127"/>
+          <o:OLEObject Type="Embed" ProgID="Equation.DSMT4" ShapeID="_x0000_i1087" DrawAspect="Content" ObjectID="_1850571629" r:id="rId127"/>
         </w:object>
       </w:r>
       <w:r>
@@ -3122,10 +3128,10 @@
           <w:szCs w:val="28"/>
         </w:rPr>
         <w:object w:dxaOrig="740" w:dyaOrig="400" w14:anchorId="165FC7E6">
-          <v:shape id="_x0000_i1088" type="#_x0000_t75" style="width:37.5pt;height:19.5pt" o:ole="">
+          <v:shape id="_x0000_i1088" type="#_x0000_t75" style="width:37.8pt;height:19.8pt" o:ole="">
             <v:imagedata r:id="rId126" o:title=""/>
           </v:shape>
-          <o:OLEObject Type="Embed" ProgID="Equation.DSMT4" ShapeID="_x0000_i1088" DrawAspect="Content" ObjectID="_1846090699" r:id="rId128"/>
+          <o:OLEObject Type="Embed" ProgID="Equation.DSMT4" ShapeID="_x0000_i1088" DrawAspect="Content" ObjectID="_1850571630" r:id="rId128"/>
         </w:object>
       </w:r>
       <w:r>
@@ -3140,10 +3146,10 @@
           <w:szCs w:val="28"/>
         </w:rPr>
         <w:object w:dxaOrig="740" w:dyaOrig="400" w14:anchorId="738470C8">
-          <v:shape id="_x0000_i1089" type="#_x0000_t75" style="width:37.5pt;height:19.5pt" o:ole="">
+          <v:shape id="_x0000_i1089" type="#_x0000_t75" style="width:37.8pt;height:19.8pt" o:ole="">
             <v:imagedata r:id="rId119" o:title=""/>
           </v:shape>
-          <o:OLEObject Type="Embed" ProgID="Equation.DSMT4" ShapeID="_x0000_i1089" DrawAspect="Content" ObjectID="_1846090700" r:id="rId129"/>
+          <o:OLEObject Type="Embed" ProgID="Equation.DSMT4" ShapeID="_x0000_i1089" DrawAspect="Content" ObjectID="_1850571631" r:id="rId129"/>
         </w:object>
       </w:r>
       <w:r>
@@ -3158,10 +3164,10 @@
           <w:szCs w:val="28"/>
         </w:rPr>
         <w:object w:dxaOrig="1100" w:dyaOrig="400" w14:anchorId="3AE7ABA2">
-          <v:shape id="_x0000_i1090" type="#_x0000_t75" style="width:54.7pt;height:19.5pt" o:ole="">
+          <v:shape id="_x0000_i1090" type="#_x0000_t75" style="width:54.6pt;height:19.8pt" o:ole="">
             <v:imagedata r:id="rId130" o:title=""/>
           </v:shape>
-          <o:OLEObject Type="Embed" ProgID="Equation.DSMT4" ShapeID="_x0000_i1090" DrawAspect="Content" ObjectID="_1846090701" r:id="rId131"/>
+          <o:OLEObject Type="Embed" ProgID="Equation.DSMT4" ShapeID="_x0000_i1090" DrawAspect="Content" ObjectID="_1850571632" r:id="rId131"/>
         </w:object>
       </w:r>
       <w:r>
@@ -3277,10 +3283,10 @@
           <w:szCs w:val="28"/>
         </w:rPr>
         <w:object w:dxaOrig="5319" w:dyaOrig="1120" w14:anchorId="64B02CCF">
-          <v:shape id="_x0000_i1091" type="#_x0000_t75" style="width:265.4pt;height:55.5pt" o:ole="">
+          <v:shape id="_x0000_i1091" type="#_x0000_t75" style="width:265.2pt;height:55.2pt" o:ole="">
             <v:imagedata r:id="rId132" o:title=""/>
           </v:shape>
-          <o:OLEObject Type="Embed" ProgID="Equation.DSMT4" ShapeID="_x0000_i1091" DrawAspect="Content" ObjectID="_1846090702" r:id="rId133"/>
+          <o:OLEObject Type="Embed" ProgID="Equation.DSMT4" ShapeID="_x0000_i1091" DrawAspect="Content" ObjectID="_1850571633" r:id="rId133"/>
         </w:object>
       </w:r>
       <w:r>
@@ -3331,10 +3337,10 @@
           <w:szCs w:val="28"/>
         </w:rPr>
         <w:object w:dxaOrig="3019" w:dyaOrig="400" w14:anchorId="55B3DB90">
-          <v:shape id="_x0000_i1092" type="#_x0000_t75" style="width:150.8pt;height:19.5pt" o:ole="">
+          <v:shape id="_x0000_i1092" type="#_x0000_t75" style="width:150.6pt;height:19.8pt" o:ole="">
             <v:imagedata r:id="rId134" o:title=""/>
           </v:shape>
-          <o:OLEObject Type="Embed" ProgID="Equation.DSMT4" ShapeID="_x0000_i1092" DrawAspect="Content" ObjectID="_1846090703" r:id="rId135"/>
+          <o:OLEObject Type="Embed" ProgID="Equation.DSMT4" ShapeID="_x0000_i1092" DrawAspect="Content" ObjectID="_1850571634" r:id="rId135"/>
         </w:object>
       </w:r>
       <w:r>
@@ -3430,10 +3436,10 @@
           <w:position w:val="-14"/>
         </w:rPr>
         <w:object w:dxaOrig="1140" w:dyaOrig="400" w14:anchorId="1182A80F">
-          <v:shape id="_x0000_i1093" type="#_x0000_t75" style="width:57pt;height:19.5pt" o:ole="">
+          <v:shape id="_x0000_i1093" type="#_x0000_t75" style="width:57pt;height:19.8pt" o:ole="">
             <v:imagedata r:id="rId136" o:title=""/>
           </v:shape>
-          <o:OLEObject Type="Embed" ProgID="Equation.DSMT4" ShapeID="_x0000_i1093" DrawAspect="Content" ObjectID="_1846090704" r:id="rId137"/>
+          <o:OLEObject Type="Embed" ProgID="Equation.DSMT4" ShapeID="_x0000_i1093" DrawAspect="Content" ObjectID="_1850571635" r:id="rId137"/>
         </w:object>
       </w:r>
       <w:r>
@@ -3447,10 +3453,10 @@
           <w:position w:val="-14"/>
         </w:rPr>
         <w:object w:dxaOrig="1180" w:dyaOrig="400" w14:anchorId="5C761034">
-          <v:shape id="_x0000_i1094" type="#_x0000_t75" style="width:60pt;height:19.5pt" o:ole="">
+          <v:shape id="_x0000_i1094" type="#_x0000_t75" style="width:60pt;height:19.8pt" o:ole="">
             <v:imagedata r:id="rId138" o:title=""/>
           </v:shape>
-          <o:OLEObject Type="Embed" ProgID="Equation.DSMT4" ShapeID="_x0000_i1094" DrawAspect="Content" ObjectID="_1846090705" r:id="rId139"/>
+          <o:OLEObject Type="Embed" ProgID="Equation.DSMT4" ShapeID="_x0000_i1094" DrawAspect="Content" ObjectID="_1850571636" r:id="rId139"/>
         </w:object>
       </w:r>
       <w:r>
@@ -3605,10 +3611,10 @@
           <w:szCs w:val="28"/>
         </w:rPr>
         <w:object w:dxaOrig="1120" w:dyaOrig="400" w14:anchorId="3858830B">
-          <v:shape id="_x0000_i1095" type="#_x0000_t75" style="width:55.5pt;height:19.5pt" o:ole="">
+          <v:shape id="_x0000_i1095" type="#_x0000_t75" style="width:55.2pt;height:19.8pt" o:ole="">
             <v:imagedata r:id="rId141" o:title=""/>
           </v:shape>
-          <o:OLEObject Type="Embed" ProgID="Equation.DSMT4" ShapeID="_x0000_i1095" DrawAspect="Content" ObjectID="_1846090706" r:id="rId142"/>
+          <o:OLEObject Type="Embed" ProgID="Equation.DSMT4" ShapeID="_x0000_i1095" DrawAspect="Content" ObjectID="_1850571637" r:id="rId142"/>
         </w:object>
       </w:r>
       <w:r>
@@ -3643,10 +3649,10 @@
           <w:szCs w:val="28"/>
         </w:rPr>
         <w:object w:dxaOrig="1060" w:dyaOrig="400" w14:anchorId="36A802E8">
-          <v:shape id="_x0000_i1096" type="#_x0000_t75" style="width:54pt;height:19.5pt" o:ole="">
+          <v:shape id="_x0000_i1096" type="#_x0000_t75" style="width:54pt;height:19.8pt" o:ole="">
             <v:imagedata r:id="rId143" o:title=""/>
           </v:shape>
-          <o:OLEObject Type="Embed" ProgID="Equation.DSMT4" ShapeID="_x0000_i1096" DrawAspect="Content" ObjectID="_1846090707" r:id="rId144"/>
+          <o:OLEObject Type="Embed" ProgID="Equation.DSMT4" ShapeID="_x0000_i1096" DrawAspect="Content" ObjectID="_1850571638" r:id="rId144"/>
         </w:object>
       </w:r>
       <w:r>
@@ -3675,10 +3681,10 @@
           <w:szCs w:val="28"/>
         </w:rPr>
         <w:object w:dxaOrig="3060" w:dyaOrig="400" w14:anchorId="668443D0">
-          <v:shape id="_x0000_i1097" type="#_x0000_t75" style="width:152.25pt;height:19.5pt" o:ole="">
+          <v:shape id="_x0000_i1097" type="#_x0000_t75" style="width:152.4pt;height:19.8pt" o:ole="">
             <v:imagedata r:id="rId145" o:title=""/>
           </v:shape>
-          <o:OLEObject Type="Embed" ProgID="Equation.DSMT4" ShapeID="_x0000_i1097" DrawAspect="Content" ObjectID="_1846090708" r:id="rId146"/>
+          <o:OLEObject Type="Embed" ProgID="Equation.DSMT4" ShapeID="_x0000_i1097" DrawAspect="Content" ObjectID="_1850571639" r:id="rId146"/>
         </w:object>
       </w:r>
       <w:r>
@@ -3787,6 +3793,7 @@
         <w:rPr>
           <w:noProof/>
         </w:rPr>
+        <w:lastRenderedPageBreak/>
         <w:drawing>
           <wp:anchor distT="0" distB="0" distL="114300" distR="114300" simplePos="0" relativeHeight="251685888" behindDoc="0" locked="0" layoutInCell="1" allowOverlap="1" wp14:anchorId="17E55967" wp14:editId="156670C9">
             <wp:simplePos x="0" y="0"/>
@@ -3861,10 +3868,10 @@
           <w:position w:val="-14"/>
         </w:rPr>
         <w:object w:dxaOrig="740" w:dyaOrig="400" w14:anchorId="272857B8">
-          <v:shape id="_x0000_i1098" type="#_x0000_t75" style="width:37.5pt;height:19.5pt" o:ole="">
+          <v:shape id="_x0000_i1098" type="#_x0000_t75" style="width:37.8pt;height:19.8pt" o:ole="">
             <v:imagedata r:id="rId148" o:title=""/>
           </v:shape>
-          <o:OLEObject Type="Embed" ProgID="Equation.DSMT4" ShapeID="_x0000_i1098" DrawAspect="Content" ObjectID="_1846090709" r:id="rId149"/>
+          <o:OLEObject Type="Embed" ProgID="Equation.DSMT4" ShapeID="_x0000_i1098" DrawAspect="Content" ObjectID="_1850571640" r:id="rId149"/>
         </w:object>
       </w:r>
       <w:r>
@@ -3878,10 +3885,10 @@
           <w:position w:val="-10"/>
         </w:rPr>
         <w:object w:dxaOrig="1540" w:dyaOrig="320" w14:anchorId="51B9EF08">
-          <v:shape id="_x0000_i1099" type="#_x0000_t75" style="width:75.75pt;height:16.5pt" o:ole="">
+          <v:shape id="_x0000_i1099" type="#_x0000_t75" style="width:75.6pt;height:16.2pt" o:ole="">
             <v:imagedata r:id="rId150" o:title=""/>
           </v:shape>
-          <o:OLEObject Type="Embed" ProgID="Equation.DSMT4" ShapeID="_x0000_i1099" DrawAspect="Content" ObjectID="_1846090710" r:id="rId151"/>
+          <o:OLEObject Type="Embed" ProgID="Equation.DSMT4" ShapeID="_x0000_i1099" DrawAspect="Content" ObjectID="_1850571641" r:id="rId151"/>
         </w:object>
       </w:r>
       <w:r>
@@ -3917,10 +3924,10 @@
           <w:szCs w:val="28"/>
         </w:rPr>
         <w:object w:dxaOrig="1219" w:dyaOrig="400" w14:anchorId="6513E0CB">
-          <v:shape id="_x0000_i1100" type="#_x0000_t75" style="width:60.75pt;height:19.5pt" o:ole="">
+          <v:shape id="_x0000_i1100" type="#_x0000_t75" style="width:60.6pt;height:19.8pt" o:ole="">
             <v:imagedata r:id="rId152" o:title=""/>
           </v:shape>
-          <o:OLEObject Type="Embed" ProgID="Equation.DSMT4" ShapeID="_x0000_i1100" DrawAspect="Content" ObjectID="_1846090711" r:id="rId153"/>
+          <o:OLEObject Type="Embed" ProgID="Equation.DSMT4" ShapeID="_x0000_i1100" DrawAspect="Content" ObjectID="_1850571642" r:id="rId153"/>
         </w:object>
       </w:r>
       <w:r>
@@ -3963,10 +3970,10 @@
           <w:szCs w:val="28"/>
         </w:rPr>
         <w:object w:dxaOrig="1219" w:dyaOrig="400" w14:anchorId="46A3B23F">
-          <v:shape id="_x0000_i1101" type="#_x0000_t75" style="width:60.75pt;height:19.5pt" o:ole="">
+          <v:shape id="_x0000_i1101" type="#_x0000_t75" style="width:60.6pt;height:19.8pt" o:ole="">
             <v:imagedata r:id="rId152" o:title=""/>
           </v:shape>
-          <o:OLEObject Type="Embed" ProgID="Equation.DSMT4" ShapeID="_x0000_i1101" DrawAspect="Content" ObjectID="_1846090712" r:id="rId154"/>
+          <o:OLEObject Type="Embed" ProgID="Equation.DSMT4" ShapeID="_x0000_i1101" DrawAspect="Content" ObjectID="_1850571643" r:id="rId154"/>
         </w:object>
       </w:r>
       <w:r>
@@ -4045,10 +4052,10 @@
           <w:szCs w:val="28"/>
         </w:rPr>
         <w:object w:dxaOrig="4480" w:dyaOrig="400" w14:anchorId="10FA0750">
-          <v:shape id="_x0000_i1102" type="#_x0000_t75" style="width:222.65pt;height:19.5pt" o:ole="">
+          <v:shape id="_x0000_i1102" type="#_x0000_t75" style="width:222.6pt;height:19.8pt" o:ole="">
             <v:imagedata r:id="rId155" o:title=""/>
           </v:shape>
-          <o:OLEObject Type="Embed" ProgID="Equation.DSMT4" ShapeID="_x0000_i1102" DrawAspect="Content" ObjectID="_1846090713" r:id="rId156"/>
+          <o:OLEObject Type="Embed" ProgID="Equation.DSMT4" ShapeID="_x0000_i1102" DrawAspect="Content" ObjectID="_1850571644" r:id="rId156"/>
         </w:object>
       </w:r>
       <w:r>
@@ -4078,10 +4085,10 @@
           <w:szCs w:val="28"/>
         </w:rPr>
         <w:object w:dxaOrig="1400" w:dyaOrig="1120" w14:anchorId="62F7352B">
-          <v:shape id="_x0000_i1103" type="#_x0000_t75" style="width:69pt;height:55.5pt" o:ole="">
+          <v:shape id="_x0000_i1103" type="#_x0000_t75" style="width:69pt;height:55.2pt" o:ole="">
             <v:imagedata r:id="rId157" o:title=""/>
           </v:shape>
-          <o:OLEObject Type="Embed" ProgID="Equation.DSMT4" ShapeID="_x0000_i1103" DrawAspect="Content" ObjectID="_1846090714" r:id="rId158"/>
+          <o:OLEObject Type="Embed" ProgID="Equation.DSMT4" ShapeID="_x0000_i1103" DrawAspect="Content" ObjectID="_1850571645" r:id="rId158"/>
         </w:object>
       </w:r>
     </w:p>
@@ -4141,7 +4148,7 @@
           <v:shape id="_x0000_i1104" type="#_x0000_t75" style="width:12pt;height:18pt" o:ole="">
             <v:imagedata r:id="rId159" o:title=""/>
           </v:shape>
-          <o:OLEObject Type="Embed" ProgID="Equation.DSMT4" ShapeID="_x0000_i1104" DrawAspect="Content" ObjectID="_1846090715" r:id="rId160"/>
+          <o:OLEObject Type="Embed" ProgID="Equation.DSMT4" ShapeID="_x0000_i1104" DrawAspect="Content" ObjectID="_1850571646" r:id="rId160"/>
         </w:object>
       </w:r>
       <w:r>
@@ -4161,10 +4168,10 @@
           <w:position w:val="-12"/>
         </w:rPr>
         <w:object w:dxaOrig="279" w:dyaOrig="360" w14:anchorId="7DAC5AAB">
-          <v:shape id="_x0000_i1105" type="#_x0000_t75" style="width:13.5pt;height:18pt" o:ole="">
+          <v:shape id="_x0000_i1105" type="#_x0000_t75" style="width:13.8pt;height:18pt" o:ole="">
             <v:imagedata r:id="rId161" o:title=""/>
           </v:shape>
-          <o:OLEObject Type="Embed" ProgID="Equation.DSMT4" ShapeID="_x0000_i1105" DrawAspect="Content" ObjectID="_1846090716" r:id="rId162"/>
+          <o:OLEObject Type="Embed" ProgID="Equation.DSMT4" ShapeID="_x0000_i1105" DrawAspect="Content" ObjectID="_1850571647" r:id="rId162"/>
         </w:object>
       </w:r>
       <w:r>
@@ -4181,7 +4188,7 @@
           <v:shape id="_x0000_i1106" type="#_x0000_t75" style="width:54pt;height:18pt" o:ole="">
             <v:imagedata r:id="rId163" o:title=""/>
           </v:shape>
-          <o:OLEObject Type="Embed" ProgID="Equation.DSMT4" ShapeID="_x0000_i1106" DrawAspect="Content" ObjectID="_1846090717" r:id="rId164"/>
+          <o:OLEObject Type="Embed" ProgID="Equation.DSMT4" ShapeID="_x0000_i1106" DrawAspect="Content" ObjectID="_1850571648" r:id="rId164"/>
         </w:object>
       </w:r>
       <w:r>
@@ -4432,7 +4439,7 @@
           <v:shape id="_x0000_i1107" type="#_x0000_t75" style="width:54pt;height:18pt" o:ole="">
             <v:imagedata r:id="rId163" o:title=""/>
           </v:shape>
-          <o:OLEObject Type="Embed" ProgID="Equation.DSMT4" ShapeID="_x0000_i1107" DrawAspect="Content" ObjectID="_1846090718" r:id="rId165"/>
+          <o:OLEObject Type="Embed" ProgID="Equation.DSMT4" ShapeID="_x0000_i1107" DrawAspect="Content" ObjectID="_1850571649" r:id="rId165"/>
         </w:object>
       </w:r>
       <w:r>
@@ -4541,10 +4548,10 @@
           <w:szCs w:val="24"/>
         </w:rPr>
         <w:object w:dxaOrig="980" w:dyaOrig="620" w14:anchorId="3B46D78D">
-          <v:shape id="_x0000_i1108" type="#_x0000_t75" style="width:48.75pt;height:31.5pt" o:ole="">
+          <v:shape id="_x0000_i1108" type="#_x0000_t75" style="width:48.6pt;height:31.2pt" o:ole="">
             <v:imagedata r:id="rId166" o:title=""/>
           </v:shape>
-          <o:OLEObject Type="Embed" ProgID="Equation.DSMT4" ShapeID="_x0000_i1108" DrawAspect="Content" ObjectID="_1846090719" r:id="rId167"/>
+          <o:OLEObject Type="Embed" ProgID="Equation.DSMT4" ShapeID="_x0000_i1108" DrawAspect="Content" ObjectID="_1850571650" r:id="rId167"/>
         </w:object>
       </w:r>
       <w:r>
@@ -4566,7 +4573,7 @@
           <v:shape id="_x0000_i1109" type="#_x0000_t75" style="width:60pt;height:18pt" o:ole="">
             <v:imagedata r:id="rId168" o:title=""/>
           </v:shape>
-          <o:OLEObject Type="Embed" ProgID="Equation.DSMT4" ShapeID="_x0000_i1109" DrawAspect="Content" ObjectID="_1846090720" r:id="rId169"/>
+          <o:OLEObject Type="Embed" ProgID="Equation.DSMT4" ShapeID="_x0000_i1109" DrawAspect="Content" ObjectID="_1850571651" r:id="rId169"/>
         </w:object>
       </w:r>
       <w:r>
@@ -4593,10 +4600,10 @@
           <w:szCs w:val="24"/>
         </w:rPr>
         <w:object w:dxaOrig="880" w:dyaOrig="279" w14:anchorId="3B08321B">
-          <v:shape id="_x0000_i1110" type="#_x0000_t75" style="width:45.75pt;height:13.5pt" o:ole="">
+          <v:shape id="_x0000_i1110" type="#_x0000_t75" style="width:45.6pt;height:13.8pt" o:ole="">
             <v:imagedata r:id="rId170" o:title=""/>
           </v:shape>
-          <o:OLEObject Type="Embed" ProgID="Equation.DSMT4" ShapeID="_x0000_i1110" DrawAspect="Content" ObjectID="_1846090721" r:id="rId171"/>
+          <o:OLEObject Type="Embed" ProgID="Equation.DSMT4" ShapeID="_x0000_i1110" DrawAspect="Content" ObjectID="_1850571652" r:id="rId171"/>
         </w:object>
       </w:r>
       <w:r>
@@ -4652,10 +4659,10 @@
           <w:szCs w:val="24"/>
         </w:rPr>
         <w:object w:dxaOrig="1500" w:dyaOrig="480" w14:anchorId="6E0BA35C">
-          <v:shape id="_x0000_i1111" type="#_x0000_t75" style="width:75pt;height:23.25pt" o:ole="">
+          <v:shape id="_x0000_i1111" type="#_x0000_t75" style="width:75pt;height:23.4pt" o:ole="">
             <v:imagedata r:id="rId172" o:title=""/>
           </v:shape>
-          <o:OLEObject Type="Embed" ProgID="Equation.DSMT4" ShapeID="_x0000_i1111" DrawAspect="Content" ObjectID="_1846090722" r:id="rId173"/>
+          <o:OLEObject Type="Embed" ProgID="Equation.DSMT4" ShapeID="_x0000_i1111" DrawAspect="Content" ObjectID="_1850571653" r:id="rId173"/>
         </w:object>
       </w:r>
       <w:r>
@@ -4682,10 +4689,10 @@
           <w:szCs w:val="24"/>
         </w:rPr>
         <w:object w:dxaOrig="1320" w:dyaOrig="400" w14:anchorId="5F5432D4">
-          <v:shape id="_x0000_i1112" type="#_x0000_t75" style="width:65.25pt;height:19.5pt" o:ole="">
+          <v:shape id="_x0000_i1112" type="#_x0000_t75" style="width:65.4pt;height:19.8pt" o:ole="">
             <v:imagedata r:id="rId174" o:title=""/>
           </v:shape>
-          <o:OLEObject Type="Embed" ProgID="Equation.DSMT4" ShapeID="_x0000_i1112" DrawAspect="Content" ObjectID="_1846090723" r:id="rId175"/>
+          <o:OLEObject Type="Embed" ProgID="Equation.DSMT4" ShapeID="_x0000_i1112" DrawAspect="Content" ObjectID="_1850571654" r:id="rId175"/>
         </w:object>
       </w:r>
       <w:r>
@@ -4715,10 +4722,10 @@
           <w:szCs w:val="24"/>
         </w:rPr>
         <w:object w:dxaOrig="5020" w:dyaOrig="740" w14:anchorId="722FE53B">
-          <v:shape id="_x0000_i1113" type="#_x0000_t75" style="width:250.5pt;height:37.5pt" o:ole="">
+          <v:shape id="_x0000_i1113" type="#_x0000_t75" style="width:250.2pt;height:37.8pt" o:ole="">
             <v:imagedata r:id="rId176" o:title=""/>
           </v:shape>
-          <o:OLEObject Type="Embed" ProgID="Equation.DSMT4" ShapeID="_x0000_i1113" DrawAspect="Content" ObjectID="_1846090724" r:id="rId177"/>
+          <o:OLEObject Type="Embed" ProgID="Equation.DSMT4" ShapeID="_x0000_i1113" DrawAspect="Content" ObjectID="_1850571655" r:id="rId177"/>
         </w:object>
       </w:r>
     </w:p>
@@ -4779,6 +4786,7 @@
         <w:rPr>
           <w:szCs w:val="28"/>
         </w:rPr>
+        <w:lastRenderedPageBreak/>
         <w:t xml:space="preserve">Give a vector </w:t>
       </w:r>
       <w:r>
@@ -4813,10 +4821,10 @@
           <w:szCs w:val="28"/>
         </w:rPr>
         <w:object w:dxaOrig="2840" w:dyaOrig="320" w14:anchorId="13ECEEB9">
-          <v:shape id="_x0000_i1114" type="#_x0000_t75" style="width:141pt;height:16.5pt" o:ole="">
+          <v:shape id="_x0000_i1114" type="#_x0000_t75" style="width:141pt;height:16.2pt" o:ole="">
             <v:imagedata r:id="rId178" o:title=""/>
           </v:shape>
-          <o:OLEObject Type="Embed" ProgID="Equation.DSMT4" ShapeID="_x0000_i1114" DrawAspect="Content" ObjectID="_1846090725" r:id="rId179"/>
+          <o:OLEObject Type="Embed" ProgID="Equation.DSMT4" ShapeID="_x0000_i1114" DrawAspect="Content" ObjectID="_1850571656" r:id="rId179"/>
         </w:object>
       </w:r>
       <w:r>
@@ -4837,10 +4845,10 @@
           <w:szCs w:val="28"/>
         </w:rPr>
         <w:object w:dxaOrig="2600" w:dyaOrig="320" w14:anchorId="7901F709">
-          <v:shape id="_x0000_i1115" type="#_x0000_t75" style="width:130.5pt;height:16.5pt" o:ole="">
+          <v:shape id="_x0000_i1115" type="#_x0000_t75" style="width:130.8pt;height:16.2pt" o:ole="">
             <v:imagedata r:id="rId180" o:title=""/>
           </v:shape>
-          <o:OLEObject Type="Embed" ProgID="Equation.DSMT4" ShapeID="_x0000_i1115" DrawAspect="Content" ObjectID="_1846090726" r:id="rId181"/>
+          <o:OLEObject Type="Embed" ProgID="Equation.DSMT4" ShapeID="_x0000_i1115" DrawAspect="Content" ObjectID="_1850571657" r:id="rId181"/>
         </w:object>
       </w:r>
       <w:r>
@@ -4964,10 +4972,10 @@
           <w:szCs w:val="28"/>
         </w:rPr>
         <w:object w:dxaOrig="1219" w:dyaOrig="400" w14:anchorId="68A419E6">
-          <v:shape id="_x0000_i1116" type="#_x0000_t75" style="width:60.75pt;height:19.5pt" o:ole="">
+          <v:shape id="_x0000_i1116" type="#_x0000_t75" style="width:60.6pt;height:19.8pt" o:ole="">
             <v:imagedata r:id="rId182" o:title=""/>
           </v:shape>
-          <o:OLEObject Type="Embed" ProgID="Equation.DSMT4" ShapeID="_x0000_i1116" DrawAspect="Content" ObjectID="_1846090727" r:id="rId183"/>
+          <o:OLEObject Type="Embed" ProgID="Equation.DSMT4" ShapeID="_x0000_i1116" DrawAspect="Content" ObjectID="_1850571658" r:id="rId183"/>
         </w:object>
       </w:r>
       <w:r>
@@ -4988,10 +4996,10 @@
           <w:szCs w:val="28"/>
         </w:rPr>
         <w:object w:dxaOrig="1260" w:dyaOrig="400" w14:anchorId="76496A92">
-          <v:shape id="_x0000_i1117" type="#_x0000_t75" style="width:63.75pt;height:19.5pt" o:ole="">
+          <v:shape id="_x0000_i1117" type="#_x0000_t75" style="width:63.6pt;height:19.8pt" o:ole="">
             <v:imagedata r:id="rId184" o:title=""/>
           </v:shape>
-          <o:OLEObject Type="Embed" ProgID="Equation.DSMT4" ShapeID="_x0000_i1117" DrawAspect="Content" ObjectID="_1846090728" r:id="rId185"/>
+          <o:OLEObject Type="Embed" ProgID="Equation.DSMT4" ShapeID="_x0000_i1117" DrawAspect="Content" ObjectID="_1850571659" r:id="rId185"/>
         </w:object>
       </w:r>
       <w:r>
@@ -5014,10 +5022,10 @@
           <w:szCs w:val="28"/>
         </w:rPr>
         <w:object w:dxaOrig="5679" w:dyaOrig="1120" w14:anchorId="199B292F">
-          <v:shape id="_x0000_i1118" type="#_x0000_t75" style="width:285.1pt;height:55.5pt" o:ole="">
+          <v:shape id="_x0000_i1118" type="#_x0000_t75" style="width:285pt;height:55.2pt" o:ole="">
             <v:imagedata r:id="rId186" o:title=""/>
           </v:shape>
-          <o:OLEObject Type="Embed" ProgID="Equation.DSMT4" ShapeID="_x0000_i1118" DrawAspect="Content" ObjectID="_1846090729" r:id="rId187"/>
+          <o:OLEObject Type="Embed" ProgID="Equation.DSMT4" ShapeID="_x0000_i1118" DrawAspect="Content" ObjectID="_1850571660" r:id="rId187"/>
         </w:object>
       </w:r>
     </w:p>
@@ -5093,10 +5101,10 @@
           <w:szCs w:val="28"/>
         </w:rPr>
         <w:object w:dxaOrig="320" w:dyaOrig="300" w14:anchorId="0F7D22B3">
-          <v:shape id="_x0000_i1119" type="#_x0000_t75" style="width:16.5pt;height:15pt" o:ole="">
+          <v:shape id="_x0000_i1119" type="#_x0000_t75" style="width:16.2pt;height:15pt" o:ole="">
             <v:imagedata r:id="rId188" o:title=""/>
           </v:shape>
-          <o:OLEObject Type="Embed" ProgID="Equation.DSMT4" ShapeID="_x0000_i1119" DrawAspect="Content" ObjectID="_1846090730" r:id="rId189"/>
+          <o:OLEObject Type="Embed" ProgID="Equation.DSMT4" ShapeID="_x0000_i1119" DrawAspect="Content" ObjectID="_1850571661" r:id="rId189"/>
         </w:object>
       </w:r>
       <w:r>
@@ -5376,10 +5384,10 @@
           <w:szCs w:val="28"/>
         </w:rPr>
         <w:object w:dxaOrig="499" w:dyaOrig="260" w14:anchorId="052A9AC4">
-          <v:shape id="_x0000_i1120" type="#_x0000_t75" style="width:25.5pt;height:12pt" o:ole="">
+          <v:shape id="_x0000_i1120" type="#_x0000_t75" style="width:25.2pt;height:12pt" o:ole="">
             <v:imagedata r:id="rId190" o:title=""/>
           </v:shape>
-          <o:OLEObject Type="Embed" ProgID="Equation.DSMT4" ShapeID="_x0000_i1120" DrawAspect="Content" ObjectID="_1846090731" r:id="rId191"/>
+          <o:OLEObject Type="Embed" ProgID="Equation.DSMT4" ShapeID="_x0000_i1120" DrawAspect="Content" ObjectID="_1850571662" r:id="rId191"/>
         </w:object>
       </w:r>
       <w:r>
@@ -5551,10 +5559,10 @@
           <w:szCs w:val="28"/>
         </w:rPr>
         <w:object w:dxaOrig="2720" w:dyaOrig="320" w14:anchorId="712A6309">
-          <v:shape id="_x0000_i1121" type="#_x0000_t75" style="width:135.75pt;height:16.5pt" o:ole="">
+          <v:shape id="_x0000_i1121" type="#_x0000_t75" style="width:135.6pt;height:16.2pt" o:ole="">
             <v:imagedata r:id="rId192" o:title=""/>
           </v:shape>
-          <o:OLEObject Type="Embed" ProgID="Equation.DSMT4" ShapeID="_x0000_i1121" DrawAspect="Content" ObjectID="_1846090732" r:id="rId193"/>
+          <o:OLEObject Type="Embed" ProgID="Equation.DSMT4" ShapeID="_x0000_i1121" DrawAspect="Content" ObjectID="_1850571663" r:id="rId193"/>
         </w:object>
       </w:r>
       <w:r>
@@ -5583,10 +5591,10 @@
           <w:szCs w:val="28"/>
         </w:rPr>
         <w:object w:dxaOrig="1240" w:dyaOrig="320" w14:anchorId="022639B3">
-          <v:shape id="_x0000_i1122" type="#_x0000_t75" style="width:62.25pt;height:16.5pt" o:ole="">
+          <v:shape id="_x0000_i1122" type="#_x0000_t75" style="width:62.4pt;height:16.2pt" o:ole="">
             <v:imagedata r:id="rId194" o:title=""/>
           </v:shape>
-          <o:OLEObject Type="Embed" ProgID="Equation.DSMT4" ShapeID="_x0000_i1122" DrawAspect="Content" ObjectID="_1846090733" r:id="rId195"/>
+          <o:OLEObject Type="Embed" ProgID="Equation.DSMT4" ShapeID="_x0000_i1122" DrawAspect="Content" ObjectID="_1850571664" r:id="rId195"/>
         </w:object>
       </w:r>
       <w:r>
@@ -5636,10 +5644,10 @@
           <w:szCs w:val="28"/>
         </w:rPr>
         <w:object w:dxaOrig="1160" w:dyaOrig="400" w14:anchorId="0F802B06">
-          <v:shape id="_x0000_i1123" type="#_x0000_t75" style="width:58.5pt;height:19.5pt" o:ole="">
+          <v:shape id="_x0000_i1123" type="#_x0000_t75" style="width:58.8pt;height:19.8pt" o:ole="">
             <v:imagedata r:id="rId196" o:title=""/>
           </v:shape>
-          <o:OLEObject Type="Embed" ProgID="Equation.DSMT4" ShapeID="_x0000_i1123" DrawAspect="Content" ObjectID="_1846090734" r:id="rId197"/>
+          <o:OLEObject Type="Embed" ProgID="Equation.DSMT4" ShapeID="_x0000_i1123" DrawAspect="Content" ObjectID="_1850571665" r:id="rId197"/>
         </w:object>
       </w:r>
       <w:r>
@@ -5654,10 +5662,10 @@
           <w:szCs w:val="28"/>
         </w:rPr>
         <w:object w:dxaOrig="1340" w:dyaOrig="400" w14:anchorId="42FF31FD">
-          <v:shape id="_x0000_i1124" type="#_x0000_t75" style="width:68.25pt;height:19.5pt" o:ole="">
+          <v:shape id="_x0000_i1124" type="#_x0000_t75" style="width:68.4pt;height:19.8pt" o:ole="">
             <v:imagedata r:id="rId198" o:title=""/>
           </v:shape>
-          <o:OLEObject Type="Embed" ProgID="Equation.DSMT4" ShapeID="_x0000_i1124" DrawAspect="Content" ObjectID="_1846090735" r:id="rId199"/>
+          <o:OLEObject Type="Embed" ProgID="Equation.DSMT4" ShapeID="_x0000_i1124" DrawAspect="Content" ObjectID="_1850571666" r:id="rId199"/>
         </w:object>
       </w:r>
       <w:r>
@@ -5700,10 +5708,10 @@
           <w:szCs w:val="28"/>
         </w:rPr>
         <w:object w:dxaOrig="1960" w:dyaOrig="279" w14:anchorId="532D9937">
-          <v:shape id="_x0000_i1125" type="#_x0000_t75" style="width:98.3pt;height:13.5pt" o:ole="">
+          <v:shape id="_x0000_i1125" type="#_x0000_t75" style="width:98.4pt;height:13.8pt" o:ole="">
             <v:imagedata r:id="rId200" o:title=""/>
           </v:shape>
-          <o:OLEObject Type="Embed" ProgID="Equation.DSMT4" ShapeID="_x0000_i1125" DrawAspect="Content" ObjectID="_1846090736" r:id="rId201"/>
+          <o:OLEObject Type="Embed" ProgID="Equation.DSMT4" ShapeID="_x0000_i1125" DrawAspect="Content" ObjectID="_1850571667" r:id="rId201"/>
         </w:object>
       </w:r>
       <w:r>
@@ -5780,6 +5788,7 @@
         <w:rPr>
           <w:szCs w:val="28"/>
         </w:rPr>
+        <w:lastRenderedPageBreak/>
         <w:t xml:space="preserve">Let </w:t>
       </w:r>
       <w:r>
@@ -5808,10 +5817,10 @@
           <w:szCs w:val="28"/>
         </w:rPr>
         <w:object w:dxaOrig="840" w:dyaOrig="279" w14:anchorId="165320F1">
-          <v:shape id="_x0000_i1126" type="#_x0000_t75" style="width:41.25pt;height:13.5pt" o:ole="">
+          <v:shape id="_x0000_i1126" type="#_x0000_t75" style="width:41.4pt;height:13.8pt" o:ole="">
             <v:imagedata r:id="rId202" o:title=""/>
           </v:shape>
-          <o:OLEObject Type="Embed" ProgID="Equation.DSMT4" ShapeID="_x0000_i1126" DrawAspect="Content" ObjectID="_1846090737" r:id="rId203"/>
+          <o:OLEObject Type="Embed" ProgID="Equation.DSMT4" ShapeID="_x0000_i1126" DrawAspect="Content" ObjectID="_1850571668" r:id="rId203"/>
         </w:object>
       </w:r>
       <w:r>
@@ -5846,10 +5855,10 @@
           <w:szCs w:val="28"/>
         </w:rPr>
         <w:object w:dxaOrig="1240" w:dyaOrig="320" w14:anchorId="07B33B80">
-          <v:shape id="_x0000_i1127" type="#_x0000_t75" style="width:62.25pt;height:16.5pt" o:ole="">
+          <v:shape id="_x0000_i1127" type="#_x0000_t75" style="width:62.4pt;height:16.2pt" o:ole="">
             <v:imagedata r:id="rId204" o:title=""/>
           </v:shape>
-          <o:OLEObject Type="Embed" ProgID="Equation.DSMT4" ShapeID="_x0000_i1127" DrawAspect="Content" ObjectID="_1846090738" r:id="rId205"/>
+          <o:OLEObject Type="Embed" ProgID="Equation.DSMT4" ShapeID="_x0000_i1127" DrawAspect="Content" ObjectID="_1850571669" r:id="rId205"/>
         </w:object>
       </w:r>
       <w:r>
@@ -5952,10 +5961,10 @@
           <w:szCs w:val="28"/>
         </w:rPr>
         <w:object w:dxaOrig="1219" w:dyaOrig="400" w14:anchorId="2DD63091">
-          <v:shape id="_x0000_i1128" type="#_x0000_t75" style="width:60.75pt;height:19.5pt" o:ole="">
+          <v:shape id="_x0000_i1128" type="#_x0000_t75" style="width:60.6pt;height:19.8pt" o:ole="">
             <v:imagedata r:id="rId206" o:title=""/>
           </v:shape>
-          <o:OLEObject Type="Embed" ProgID="Equation.DSMT4" ShapeID="_x0000_i1128" DrawAspect="Content" ObjectID="_1846090739" r:id="rId207"/>
+          <o:OLEObject Type="Embed" ProgID="Equation.DSMT4" ShapeID="_x0000_i1128" DrawAspect="Content" ObjectID="_1850571670" r:id="rId207"/>
         </w:object>
       </w:r>
       <w:r>
@@ -6058,10 +6067,10 @@
           <w:szCs w:val="28"/>
         </w:rPr>
         <w:object w:dxaOrig="1219" w:dyaOrig="400" w14:anchorId="5BACE390">
-          <v:shape id="_x0000_i1129" type="#_x0000_t75" style="width:60.75pt;height:19.5pt" o:ole="">
+          <v:shape id="_x0000_i1129" type="#_x0000_t75" style="width:60.6pt;height:19.8pt" o:ole="">
             <v:imagedata r:id="rId206" o:title=""/>
           </v:shape>
-          <o:OLEObject Type="Embed" ProgID="Equation.DSMT4" ShapeID="_x0000_i1129" DrawAspect="Content" ObjectID="_1846090740" r:id="rId208"/>
+          <o:OLEObject Type="Embed" ProgID="Equation.DSMT4" ShapeID="_x0000_i1129" DrawAspect="Content" ObjectID="_1850571671" r:id="rId208"/>
         </w:object>
       </w:r>
       <w:r>
@@ -6090,10 +6099,10 @@
           <w:szCs w:val="28"/>
         </w:rPr>
         <w:object w:dxaOrig="1080" w:dyaOrig="400" w14:anchorId="5B31E206">
-          <v:shape id="_x0000_i1130" type="#_x0000_t75" style="width:54.75pt;height:19.5pt" o:ole="">
+          <v:shape id="_x0000_i1130" type="#_x0000_t75" style="width:54.6pt;height:19.8pt" o:ole="">
             <v:imagedata r:id="rId209" o:title=""/>
           </v:shape>
-          <o:OLEObject Type="Embed" ProgID="Equation.DSMT4" ShapeID="_x0000_i1130" DrawAspect="Content" ObjectID="_1846090741" r:id="rId210"/>
+          <o:OLEObject Type="Embed" ProgID="Equation.DSMT4" ShapeID="_x0000_i1130" DrawAspect="Content" ObjectID="_1850571672" r:id="rId210"/>
         </w:object>
       </w:r>
       <w:r>
@@ -6122,10 +6131,10 @@
           <w:szCs w:val="28"/>
         </w:rPr>
         <w:object w:dxaOrig="880" w:dyaOrig="279" w14:anchorId="124F29E8">
-          <v:shape id="_x0000_i1131" type="#_x0000_t75" style="width:45.75pt;height:13.5pt" o:ole="">
+          <v:shape id="_x0000_i1131" type="#_x0000_t75" style="width:45.6pt;height:13.8pt" o:ole="">
             <v:imagedata r:id="rId211" o:title=""/>
           </v:shape>
-          <o:OLEObject Type="Embed" ProgID="Equation.DSMT4" ShapeID="_x0000_i1131" DrawAspect="Content" ObjectID="_1846090742" r:id="rId212"/>
+          <o:OLEObject Type="Embed" ProgID="Equation.DSMT4" ShapeID="_x0000_i1131" DrawAspect="Content" ObjectID="_1850571673" r:id="rId212"/>
         </w:object>
       </w:r>
       <w:r>
@@ -6174,10 +6183,10 @@
           <w:szCs w:val="28"/>
         </w:rPr>
         <w:object w:dxaOrig="639" w:dyaOrig="620" w14:anchorId="326AD2EF">
-          <v:shape id="_x0000_i1132" type="#_x0000_t75" style="width:32.25pt;height:31.5pt" o:ole="">
+          <v:shape id="_x0000_i1132" type="#_x0000_t75" style="width:32.4pt;height:31.2pt" o:ole="">
             <v:imagedata r:id="rId213" o:title=""/>
           </v:shape>
-          <o:OLEObject Type="Embed" ProgID="Equation.DSMT4" ShapeID="_x0000_i1132" DrawAspect="Content" ObjectID="_1846090743" r:id="rId214"/>
+          <o:OLEObject Type="Embed" ProgID="Equation.DSMT4" ShapeID="_x0000_i1132" DrawAspect="Content" ObjectID="_1850571674" r:id="rId214"/>
         </w:object>
       </w:r>
       <w:r>
@@ -6353,10 +6362,10 @@
           <w:szCs w:val="28"/>
         </w:rPr>
         <w:object w:dxaOrig="6000" w:dyaOrig="1120" w14:anchorId="7B101A75">
-          <v:shape id="_x0000_i1133" type="#_x0000_t75" style="width:300pt;height:55.5pt" o:ole="">
+          <v:shape id="_x0000_i1133" type="#_x0000_t75" style="width:300pt;height:55.2pt" o:ole="">
             <v:imagedata r:id="rId215" o:title=""/>
           </v:shape>
-          <o:OLEObject Type="Embed" ProgID="Equation.DSMT4" ShapeID="_x0000_i1133" DrawAspect="Content" ObjectID="_1846090744" r:id="rId216"/>
+          <o:OLEObject Type="Embed" ProgID="Equation.DSMT4" ShapeID="_x0000_i1133" DrawAspect="Content" ObjectID="_1850571675" r:id="rId216"/>
         </w:object>
       </w:r>
       <w:r>
@@ -6385,10 +6394,10 @@
           <w:szCs w:val="28"/>
         </w:rPr>
         <w:object w:dxaOrig="780" w:dyaOrig="400" w14:anchorId="762A011A">
-          <v:shape id="_x0000_i1134" type="#_x0000_t75" style="width:38.25pt;height:19.5pt" o:ole="">
+          <v:shape id="_x0000_i1134" type="#_x0000_t75" style="width:38.4pt;height:19.8pt" o:ole="">
             <v:imagedata r:id="rId217" o:title=""/>
           </v:shape>
-          <o:OLEObject Type="Embed" ProgID="Equation.DSMT4" ShapeID="_x0000_i1134" DrawAspect="Content" ObjectID="_1846090745" r:id="rId218"/>
+          <o:OLEObject Type="Embed" ProgID="Equation.DSMT4" ShapeID="_x0000_i1134" DrawAspect="Content" ObjectID="_1850571676" r:id="rId218"/>
         </w:object>
       </w:r>
       <w:r>
@@ -6409,10 +6418,10 @@
           <w:szCs w:val="28"/>
         </w:rPr>
         <w:object w:dxaOrig="3120" w:dyaOrig="400" w14:anchorId="0AD08879">
-          <v:shape id="_x0000_i1135" type="#_x0000_t75" style="width:156pt;height:19.5pt" o:ole="">
+          <v:shape id="_x0000_i1135" type="#_x0000_t75" style="width:156pt;height:19.8pt" o:ole="">
             <v:imagedata r:id="rId219" o:title=""/>
           </v:shape>
-          <o:OLEObject Type="Embed" ProgID="Equation.DSMT4" ShapeID="_x0000_i1135" DrawAspect="Content" ObjectID="_1846090746" r:id="rId220"/>
+          <o:OLEObject Type="Embed" ProgID="Equation.DSMT4" ShapeID="_x0000_i1135" DrawAspect="Content" ObjectID="_1850571677" r:id="rId220"/>
         </w:object>
       </w:r>
       <w:r>
@@ -6494,10 +6503,10 @@
           <w:szCs w:val="28"/>
         </w:rPr>
         <w:object w:dxaOrig="2540" w:dyaOrig="320" w14:anchorId="73F417C3">
-          <v:shape id="_x0000_i1136" type="#_x0000_t75" style="width:126.75pt;height:16.5pt" o:ole="">
+          <v:shape id="_x0000_i1136" type="#_x0000_t75" style="width:126.6pt;height:16.2pt" o:ole="">
             <v:imagedata r:id="rId221" o:title=""/>
           </v:shape>
-          <o:OLEObject Type="Embed" ProgID="Equation.DSMT4" ShapeID="_x0000_i1136" DrawAspect="Content" ObjectID="_1846090747" r:id="rId222"/>
+          <o:OLEObject Type="Embed" ProgID="Equation.DSMT4" ShapeID="_x0000_i1136" DrawAspect="Content" ObjectID="_1850571678" r:id="rId222"/>
         </w:object>
       </w:r>
       <w:r>
@@ -6540,10 +6549,10 @@
           <w:szCs w:val="28"/>
         </w:rPr>
         <w:object w:dxaOrig="1560" w:dyaOrig="320" w14:anchorId="63464461">
-          <v:shape id="_x0000_i1137" type="#_x0000_t75" style="width:78.8pt;height:16.5pt" o:ole="">
+          <v:shape id="_x0000_i1137" type="#_x0000_t75" style="width:78.6pt;height:16.2pt" o:ole="">
             <v:imagedata r:id="rId223" o:title=""/>
           </v:shape>
-          <o:OLEObject Type="Embed" ProgID="Equation.DSMT4" ShapeID="_x0000_i1137" DrawAspect="Content" ObjectID="_1846090748" r:id="rId224"/>
+          <o:OLEObject Type="Embed" ProgID="Equation.DSMT4" ShapeID="_x0000_i1137" DrawAspect="Content" ObjectID="_1850571679" r:id="rId224"/>
         </w:object>
       </w:r>
       <w:r>
@@ -6649,10 +6658,10 @@
           <w:szCs w:val="28"/>
         </w:rPr>
         <w:object w:dxaOrig="5080" w:dyaOrig="1480" w14:anchorId="5BE73D6A">
-          <v:shape id="_x0000_i1138" type="#_x0000_t75" style="width:254.25pt;height:75.05pt" o:ole="">
+          <v:shape id="_x0000_i1138" type="#_x0000_t75" style="width:254.4pt;height:75pt" o:ole="">
             <v:imagedata r:id="rId225" o:title=""/>
           </v:shape>
-          <o:OLEObject Type="Embed" ProgID="Equation.DSMT4" ShapeID="_x0000_i1138" DrawAspect="Content" ObjectID="_1846090749" r:id="rId226"/>
+          <o:OLEObject Type="Embed" ProgID="Equation.DSMT4" ShapeID="_x0000_i1138" DrawAspect="Content" ObjectID="_1850571680" r:id="rId226"/>
         </w:object>
       </w:r>
     </w:p>
@@ -6675,10 +6684,10 @@
           <w:szCs w:val="28"/>
         </w:rPr>
         <w:object w:dxaOrig="460" w:dyaOrig="279" w14:anchorId="3ACDAA9E">
-          <v:shape id="_x0000_i1139" type="#_x0000_t75" style="width:23.25pt;height:13.5pt" o:ole="">
+          <v:shape id="_x0000_i1139" type="#_x0000_t75" style="width:23.4pt;height:13.8pt" o:ole="">
             <v:imagedata r:id="rId227" o:title=""/>
           </v:shape>
-          <o:OLEObject Type="Embed" ProgID="Equation.DSMT4" ShapeID="_x0000_i1139" DrawAspect="Content" ObjectID="_1846090750" r:id="rId228"/>
+          <o:OLEObject Type="Embed" ProgID="Equation.DSMT4" ShapeID="_x0000_i1139" DrawAspect="Content" ObjectID="_1850571681" r:id="rId228"/>
         </w:object>
       </w:r>
       <w:r>
@@ -6693,10 +6702,10 @@
           <w:szCs w:val="28"/>
         </w:rPr>
         <w:object w:dxaOrig="460" w:dyaOrig="279" w14:anchorId="32F201B2">
-          <v:shape id="_x0000_i1140" type="#_x0000_t75" style="width:23.25pt;height:13.5pt" o:ole="">
+          <v:shape id="_x0000_i1140" type="#_x0000_t75" style="width:23.4pt;height:13.8pt" o:ole="">
             <v:imagedata r:id="rId227" o:title=""/>
           </v:shape>
-          <o:OLEObject Type="Embed" ProgID="Equation.DSMT4" ShapeID="_x0000_i1140" DrawAspect="Content" ObjectID="_1846090751" r:id="rId229"/>
+          <o:OLEObject Type="Embed" ProgID="Equation.DSMT4" ShapeID="_x0000_i1140" DrawAspect="Content" ObjectID="_1850571682" r:id="rId229"/>
         </w:object>
       </w:r>
       <w:r>
@@ -6711,10 +6720,10 @@
           <w:szCs w:val="28"/>
         </w:rPr>
         <w:object w:dxaOrig="3240" w:dyaOrig="400" w14:anchorId="07C95802">
-          <v:shape id="_x0000_i1141" type="#_x0000_t75" style="width:162pt;height:19.5pt" o:ole="">
+          <v:shape id="_x0000_i1141" type="#_x0000_t75" style="width:162pt;height:19.8pt" o:ole="">
             <v:imagedata r:id="rId230" o:title=""/>
           </v:shape>
-          <o:OLEObject Type="Embed" ProgID="Equation.DSMT4" ShapeID="_x0000_i1141" DrawAspect="Content" ObjectID="_1846090752" r:id="rId231"/>
+          <o:OLEObject Type="Embed" ProgID="Equation.DSMT4" ShapeID="_x0000_i1141" DrawAspect="Content" ObjectID="_1850571683" r:id="rId231"/>
         </w:object>
       </w:r>
       <w:r>
@@ -6753,6 +6762,7 @@
         <w:rPr>
           <w:szCs w:val="28"/>
         </w:rPr>
+        <w:lastRenderedPageBreak/>
         <w:t xml:space="preserve">Let P be the plane with equation </w:t>
       </w:r>
       <w:r>
@@ -6761,10 +6771,10 @@
           <w:szCs w:val="28"/>
         </w:rPr>
         <w:object w:dxaOrig="999" w:dyaOrig="279" w14:anchorId="7BAC5ECB">
-          <v:shape id="_x0000_i1142" type="#_x0000_t75" style="width:49.5pt;height:13.5pt" o:ole="">
+          <v:shape id="_x0000_i1142" type="#_x0000_t75" style="width:49.8pt;height:13.8pt" o:ole="">
             <v:imagedata r:id="rId232" o:title=""/>
           </v:shape>
-          <o:OLEObject Type="Embed" ProgID="Equation.DSMT4" ShapeID="_x0000_i1142" DrawAspect="Content" ObjectID="_1846090753" r:id="rId233"/>
+          <o:OLEObject Type="Embed" ProgID="Equation.DSMT4" ShapeID="_x0000_i1142" DrawAspect="Content" ObjectID="_1850571684" r:id="rId233"/>
         </w:object>
       </w:r>
       <w:r>
@@ -6779,10 +6789,10 @@
           <w:szCs w:val="28"/>
         </w:rPr>
         <w:object w:dxaOrig="880" w:dyaOrig="400" w14:anchorId="1EBD8F54">
-          <v:shape id="_x0000_i1143" type="#_x0000_t75" style="width:45.75pt;height:19.5pt" o:ole="">
+          <v:shape id="_x0000_i1143" type="#_x0000_t75" style="width:45.6pt;height:19.8pt" o:ole="">
             <v:imagedata r:id="rId234" o:title=""/>
           </v:shape>
-          <o:OLEObject Type="Embed" ProgID="Equation.DSMT4" ShapeID="_x0000_i1143" DrawAspect="Content" ObjectID="_1846090754" r:id="rId235"/>
+          <o:OLEObject Type="Embed" ProgID="Equation.DSMT4" ShapeID="_x0000_i1143" DrawAspect="Content" ObjectID="_1850571685" r:id="rId235"/>
         </w:object>
       </w:r>
       <w:r>
@@ -6896,10 +6906,10 @@
           <w:szCs w:val="24"/>
         </w:rPr>
         <w:object w:dxaOrig="1100" w:dyaOrig="400" w14:anchorId="69304D79">
-          <v:shape id="_x0000_i1144" type="#_x0000_t75" style="width:54.7pt;height:19.5pt" o:ole="">
+          <v:shape id="_x0000_i1144" type="#_x0000_t75" style="width:54.6pt;height:19.8pt" o:ole="">
             <v:imagedata r:id="rId237" o:title=""/>
           </v:shape>
-          <o:OLEObject Type="Embed" ProgID="Equation.DSMT4" ShapeID="_x0000_i1144" DrawAspect="Content" ObjectID="_1846090755" r:id="rId238"/>
+          <o:OLEObject Type="Embed" ProgID="Equation.DSMT4" ShapeID="_x0000_i1144" DrawAspect="Content" ObjectID="_1850571686" r:id="rId238"/>
         </w:object>
       </w:r>
       <w:r>
@@ -6918,10 +6928,10 @@
           <w:szCs w:val="24"/>
         </w:rPr>
         <w:object w:dxaOrig="900" w:dyaOrig="400" w14:anchorId="7D19117D">
-          <v:shape id="_x0000_i1145" type="#_x0000_t75" style="width:45.75pt;height:19.5pt" o:ole="">
+          <v:shape id="_x0000_i1145" type="#_x0000_t75" style="width:45.6pt;height:19.8pt" o:ole="">
             <v:imagedata r:id="rId239" o:title=""/>
           </v:shape>
-          <o:OLEObject Type="Embed" ProgID="Equation.DSMT4" ShapeID="_x0000_i1145" DrawAspect="Content" ObjectID="_1846090756" r:id="rId240"/>
+          <o:OLEObject Type="Embed" ProgID="Equation.DSMT4" ShapeID="_x0000_i1145" DrawAspect="Content" ObjectID="_1850571687" r:id="rId240"/>
         </w:object>
       </w:r>
       <w:r>
@@ -6975,10 +6985,10 @@
           <w:szCs w:val="28"/>
         </w:rPr>
         <w:object w:dxaOrig="880" w:dyaOrig="400" w14:anchorId="45C0F640">
-          <v:shape id="_x0000_i1146" type="#_x0000_t75" style="width:45.75pt;height:19.5pt" o:ole="">
+          <v:shape id="_x0000_i1146" type="#_x0000_t75" style="width:45.6pt;height:19.8pt" o:ole="">
             <v:imagedata r:id="rId234" o:title=""/>
           </v:shape>
-          <o:OLEObject Type="Embed" ProgID="Equation.DSMT4" ShapeID="_x0000_i1146" DrawAspect="Content" ObjectID="_1846090757" r:id="rId241"/>
+          <o:OLEObject Type="Embed" ProgID="Equation.DSMT4" ShapeID="_x0000_i1146" DrawAspect="Content" ObjectID="_1850571688" r:id="rId241"/>
         </w:object>
       </w:r>
       <w:r>
@@ -6995,10 +7005,10 @@
           <w:szCs w:val="24"/>
         </w:rPr>
         <w:object w:dxaOrig="900" w:dyaOrig="400" w14:anchorId="16B3C93F">
-          <v:shape id="_x0000_i1147" type="#_x0000_t75" style="width:45.75pt;height:19.5pt" o:ole="">
+          <v:shape id="_x0000_i1147" type="#_x0000_t75" style="width:45.6pt;height:19.8pt" o:ole="">
             <v:imagedata r:id="rId239" o:title=""/>
           </v:shape>
-          <o:OLEObject Type="Embed" ProgID="Equation.DSMT4" ShapeID="_x0000_i1147" DrawAspect="Content" ObjectID="_1846090758" r:id="rId242"/>
+          <o:OLEObject Type="Embed" ProgID="Equation.DSMT4" ShapeID="_x0000_i1147" DrawAspect="Content" ObjectID="_1850571689" r:id="rId242"/>
         </w:object>
       </w:r>
       <w:r>
@@ -7017,10 +7027,10 @@
           <w:szCs w:val="24"/>
         </w:rPr>
         <w:object w:dxaOrig="1380" w:dyaOrig="400" w14:anchorId="0A3C411E">
-          <v:shape id="_x0000_i1148" type="#_x0000_t75" style="width:69pt;height:19.5pt" o:ole="">
+          <v:shape id="_x0000_i1148" type="#_x0000_t75" style="width:69pt;height:19.8pt" o:ole="">
             <v:imagedata r:id="rId243" o:title=""/>
           </v:shape>
-          <o:OLEObject Type="Embed" ProgID="Equation.DSMT4" ShapeID="_x0000_i1148" DrawAspect="Content" ObjectID="_1846090759" r:id="rId244"/>
+          <o:OLEObject Type="Embed" ProgID="Equation.DSMT4" ShapeID="_x0000_i1148" DrawAspect="Content" ObjectID="_1850571690" r:id="rId244"/>
         </w:object>
       </w:r>
       <w:r>
@@ -7124,10 +7134,10 @@
           <w:szCs w:val="24"/>
         </w:rPr>
         <w:object w:dxaOrig="3940" w:dyaOrig="800" w14:anchorId="449ADD76">
-          <v:shape id="_x0000_i1149" type="#_x0000_t75" style="width:198pt;height:40.5pt" o:ole="">
+          <v:shape id="_x0000_i1149" type="#_x0000_t75" style="width:198pt;height:40.8pt" o:ole="">
             <v:imagedata r:id="rId245" o:title=""/>
           </v:shape>
-          <o:OLEObject Type="Embed" ProgID="Equation.DSMT4" ShapeID="_x0000_i1149" DrawAspect="Content" ObjectID="_1846090760" r:id="rId246"/>
+          <o:OLEObject Type="Embed" ProgID="Equation.DSMT4" ShapeID="_x0000_i1149" DrawAspect="Content" ObjectID="_1850571691" r:id="rId246"/>
         </w:object>
       </w:r>
     </w:p>
@@ -7187,10 +7197,10 @@
           <w:szCs w:val="28"/>
         </w:rPr>
         <w:object w:dxaOrig="900" w:dyaOrig="400" w14:anchorId="44B07118">
-          <v:shape id="_x0000_i1150" type="#_x0000_t75" style="width:45.75pt;height:20.25pt" o:ole="">
+          <v:shape id="_x0000_i1150" type="#_x0000_t75" style="width:45.6pt;height:20.4pt" o:ole="">
             <v:imagedata r:id="rId247" o:title=""/>
           </v:shape>
-          <o:OLEObject Type="Embed" ProgID="Equation.DSMT4" ShapeID="_x0000_i1150" DrawAspect="Content" ObjectID="_1846090761" r:id="rId248"/>
+          <o:OLEObject Type="Embed" ProgID="Equation.DSMT4" ShapeID="_x0000_i1150" DrawAspect="Content" ObjectID="_1850571692" r:id="rId248"/>
         </w:object>
       </w:r>
       <w:r>
@@ -7205,10 +7215,10 @@
           <w:szCs w:val="28"/>
         </w:rPr>
         <w:object w:dxaOrig="1460" w:dyaOrig="320" w14:anchorId="30B47482">
-          <v:shape id="_x0000_i1151" type="#_x0000_t75" style="width:72.8pt;height:16.5pt" o:ole="">
+          <v:shape id="_x0000_i1151" type="#_x0000_t75" style="width:72.6pt;height:16.2pt" o:ole="">
             <v:imagedata r:id="rId249" o:title=""/>
           </v:shape>
-          <o:OLEObject Type="Embed" ProgID="Equation.DSMT4" ShapeID="_x0000_i1151" DrawAspect="Content" ObjectID="_1846090762" r:id="rId250"/>
+          <o:OLEObject Type="Embed" ProgID="Equation.DSMT4" ShapeID="_x0000_i1151" DrawAspect="Content" ObjectID="_1850571693" r:id="rId250"/>
         </w:object>
       </w:r>
       <w:r>
@@ -7321,10 +7331,10 @@
           <w:szCs w:val="24"/>
         </w:rPr>
         <w:object w:dxaOrig="1380" w:dyaOrig="400" w14:anchorId="095802A4">
-          <v:shape id="_x0000_i1152" type="#_x0000_t75" style="width:68.25pt;height:19.5pt" o:ole="">
+          <v:shape id="_x0000_i1152" type="#_x0000_t75" style="width:68.4pt;height:19.8pt" o:ole="">
             <v:imagedata r:id="rId251" o:title=""/>
           </v:shape>
-          <o:OLEObject Type="Embed" ProgID="Equation.DSMT4" ShapeID="_x0000_i1152" DrawAspect="Content" ObjectID="_1846090763" r:id="rId252"/>
+          <o:OLEObject Type="Embed" ProgID="Equation.DSMT4" ShapeID="_x0000_i1152" DrawAspect="Content" ObjectID="_1850571694" r:id="rId252"/>
         </w:object>
       </w:r>
       <w:r>
@@ -7343,10 +7353,10 @@
           <w:szCs w:val="24"/>
         </w:rPr>
         <w:object w:dxaOrig="920" w:dyaOrig="400" w14:anchorId="106A0BC6">
-          <v:shape id="_x0000_i1153" type="#_x0000_t75" style="width:45.75pt;height:19.5pt" o:ole="">
+          <v:shape id="_x0000_i1153" type="#_x0000_t75" style="width:45.6pt;height:19.8pt" o:ole="">
             <v:imagedata r:id="rId253" o:title=""/>
           </v:shape>
-          <o:OLEObject Type="Embed" ProgID="Equation.DSMT4" ShapeID="_x0000_i1153" DrawAspect="Content" ObjectID="_1846090764" r:id="rId254"/>
+          <o:OLEObject Type="Embed" ProgID="Equation.DSMT4" ShapeID="_x0000_i1153" DrawAspect="Content" ObjectID="_1850571695" r:id="rId254"/>
         </w:object>
       </w:r>
       <w:r>
@@ -7400,10 +7410,10 @@
           <w:szCs w:val="28"/>
         </w:rPr>
         <w:object w:dxaOrig="900" w:dyaOrig="400" w14:anchorId="7867CCCE">
-          <v:shape id="_x0000_i1154" type="#_x0000_t75" style="width:45.75pt;height:20.25pt" o:ole="">
+          <v:shape id="_x0000_i1154" type="#_x0000_t75" style="width:45.6pt;height:20.4pt" o:ole="">
             <v:imagedata r:id="rId247" o:title=""/>
           </v:shape>
-          <o:OLEObject Type="Embed" ProgID="Equation.DSMT4" ShapeID="_x0000_i1154" DrawAspect="Content" ObjectID="_1846090765" r:id="rId255"/>
+          <o:OLEObject Type="Embed" ProgID="Equation.DSMT4" ShapeID="_x0000_i1154" DrawAspect="Content" ObjectID="_1850571696" r:id="rId255"/>
         </w:object>
       </w:r>
       <w:r>
@@ -7420,10 +7430,10 @@
           <w:szCs w:val="24"/>
         </w:rPr>
         <w:object w:dxaOrig="920" w:dyaOrig="400" w14:anchorId="7A7650D9">
-          <v:shape id="_x0000_i1155" type="#_x0000_t75" style="width:45.75pt;height:19.5pt" o:ole="">
+          <v:shape id="_x0000_i1155" type="#_x0000_t75" style="width:45.6pt;height:19.8pt" o:ole="">
             <v:imagedata r:id="rId253" o:title=""/>
           </v:shape>
-          <o:OLEObject Type="Embed" ProgID="Equation.DSMT4" ShapeID="_x0000_i1155" DrawAspect="Content" ObjectID="_1846090766" r:id="rId256"/>
+          <o:OLEObject Type="Embed" ProgID="Equation.DSMT4" ShapeID="_x0000_i1155" DrawAspect="Content" ObjectID="_1850571697" r:id="rId256"/>
         </w:object>
       </w:r>
       <w:r>
@@ -7442,10 +7452,10 @@
           <w:szCs w:val="24"/>
         </w:rPr>
         <w:object w:dxaOrig="1400" w:dyaOrig="400" w14:anchorId="573CFDDE">
-          <v:shape id="_x0000_i1156" type="#_x0000_t75" style="width:69.7pt;height:19.5pt" o:ole="">
+          <v:shape id="_x0000_i1156" type="#_x0000_t75" style="width:69.6pt;height:19.8pt" o:ole="">
             <v:imagedata r:id="rId257" o:title=""/>
           </v:shape>
-          <o:OLEObject Type="Embed" ProgID="Equation.DSMT4" ShapeID="_x0000_i1156" DrawAspect="Content" ObjectID="_1846090767" r:id="rId258"/>
+          <o:OLEObject Type="Embed" ProgID="Equation.DSMT4" ShapeID="_x0000_i1156" DrawAspect="Content" ObjectID="_1850571698" r:id="rId258"/>
         </w:object>
       </w:r>
       <w:r>
@@ -7549,10 +7559,10 @@
           <w:szCs w:val="24"/>
         </w:rPr>
         <w:object w:dxaOrig="4300" w:dyaOrig="800" w14:anchorId="59E41AE5">
-          <v:shape id="_x0000_i1157" type="#_x0000_t75" style="width:216.05pt;height:40.5pt" o:ole="">
+          <v:shape id="_x0000_i1157" type="#_x0000_t75" style="width:3in;height:40.8pt" o:ole="">
             <v:imagedata r:id="rId259" o:title=""/>
           </v:shape>
-          <o:OLEObject Type="Embed" ProgID="Equation.DSMT4" ShapeID="_x0000_i1157" DrawAspect="Content" ObjectID="_1846090768" r:id="rId260"/>
+          <o:OLEObject Type="Embed" ProgID="Equation.DSMT4" ShapeID="_x0000_i1157" DrawAspect="Content" ObjectID="_1850571699" r:id="rId260"/>
         </w:object>
       </w:r>
     </w:p>
@@ -7606,10 +7616,10 @@
           <w:szCs w:val="28"/>
         </w:rPr>
         <w:object w:dxaOrig="1460" w:dyaOrig="320" w14:anchorId="1B37AD0E">
-          <v:shape id="_x0000_i1158" type="#_x0000_t75" style="width:72.8pt;height:16.5pt" o:ole="">
+          <v:shape id="_x0000_i1158" type="#_x0000_t75" style="width:72.6pt;height:16.2pt" o:ole="">
             <v:imagedata r:id="rId261" o:title=""/>
           </v:shape>
-          <o:OLEObject Type="Embed" ProgID="Equation.DSMT4" ShapeID="_x0000_i1158" DrawAspect="Content" ObjectID="_1846090769" r:id="rId262"/>
+          <o:OLEObject Type="Embed" ProgID="Equation.DSMT4" ShapeID="_x0000_i1158" DrawAspect="Content" ObjectID="_1850571700" r:id="rId262"/>
         </w:object>
       </w:r>
       <w:r>
@@ -7624,10 +7634,10 @@
           <w:szCs w:val="28"/>
         </w:rPr>
         <w:object w:dxaOrig="1579" w:dyaOrig="320" w14:anchorId="2E1FA12A">
-          <v:shape id="_x0000_i1159" type="#_x0000_t75" style="width:78.7pt;height:16.5pt" o:ole="">
+          <v:shape id="_x0000_i1159" type="#_x0000_t75" style="width:78.6pt;height:16.2pt" o:ole="">
             <v:imagedata r:id="rId263" o:title=""/>
           </v:shape>
-          <o:OLEObject Type="Embed" ProgID="Equation.DSMT4" ShapeID="_x0000_i1159" DrawAspect="Content" ObjectID="_1846090770" r:id="rId264"/>
+          <o:OLEObject Type="Embed" ProgID="Equation.DSMT4" ShapeID="_x0000_i1159" DrawAspect="Content" ObjectID="_1850571701" r:id="rId264"/>
         </w:object>
       </w:r>
       <w:r>
@@ -7670,10 +7680,10 @@
           <w:szCs w:val="24"/>
         </w:rPr>
         <w:object w:dxaOrig="780" w:dyaOrig="400" w14:anchorId="30C3F18C">
-          <v:shape id="_x0000_i1160" type="#_x0000_t75" style="width:39.75pt;height:20.25pt" o:ole="">
+          <v:shape id="_x0000_i1160" type="#_x0000_t75" style="width:39.6pt;height:20.4pt" o:ole="">
             <v:imagedata r:id="rId265" o:title=""/>
           </v:shape>
-          <o:OLEObject Type="Embed" ProgID="Equation.DSMT4" ShapeID="_x0000_i1160" DrawAspect="Content" ObjectID="_1846090771" r:id="rId266"/>
+          <o:OLEObject Type="Embed" ProgID="Equation.DSMT4" ShapeID="_x0000_i1160" DrawAspect="Content" ObjectID="_1850571702" r:id="rId266"/>
         </w:object>
       </w:r>
       <w:r>
@@ -7692,10 +7702,10 @@
           <w:szCs w:val="24"/>
         </w:rPr>
         <w:object w:dxaOrig="1060" w:dyaOrig="680" w14:anchorId="74BFA58A">
-          <v:shape id="_x0000_i1161" type="#_x0000_t75" style="width:54pt;height:33.75pt" o:ole="">
+          <v:shape id="_x0000_i1161" type="#_x0000_t75" style="width:54pt;height:33.6pt" o:ole="">
             <v:imagedata r:id="rId267" o:title=""/>
           </v:shape>
-          <o:OLEObject Type="Embed" ProgID="Equation.DSMT4" ShapeID="_x0000_i1161" DrawAspect="Content" ObjectID="_1846090772" r:id="rId268"/>
+          <o:OLEObject Type="Embed" ProgID="Equation.DSMT4" ShapeID="_x0000_i1161" DrawAspect="Content" ObjectID="_1850571703" r:id="rId268"/>
         </w:object>
       </w:r>
       <w:r>
@@ -7749,10 +7759,10 @@
           <w:szCs w:val="24"/>
         </w:rPr>
         <w:object w:dxaOrig="1240" w:dyaOrig="400" w14:anchorId="3DA050EB">
-          <v:shape id="_x0000_i1162" type="#_x0000_t75" style="width:60.75pt;height:19.5pt" o:ole="">
+          <v:shape id="_x0000_i1162" type="#_x0000_t75" style="width:60.6pt;height:19.8pt" o:ole="">
             <v:imagedata r:id="rId269" o:title=""/>
           </v:shape>
-          <o:OLEObject Type="Embed" ProgID="Equation.DSMT4" ShapeID="_x0000_i1162" DrawAspect="Content" ObjectID="_1846090773" r:id="rId270"/>
+          <o:OLEObject Type="Embed" ProgID="Equation.DSMT4" ShapeID="_x0000_i1162" DrawAspect="Content" ObjectID="_1850571704" r:id="rId270"/>
         </w:object>
       </w:r>
       <w:r>
@@ -7951,10 +7961,10 @@
           <w:szCs w:val="24"/>
         </w:rPr>
         <w:object w:dxaOrig="1060" w:dyaOrig="680" w14:anchorId="440AF116">
-          <v:shape id="_x0000_i1163" type="#_x0000_t75" style="width:54pt;height:33.75pt" o:ole="">
+          <v:shape id="_x0000_i1163" type="#_x0000_t75" style="width:54pt;height:33.6pt" o:ole="">
             <v:imagedata r:id="rId267" o:title=""/>
           </v:shape>
-          <o:OLEObject Type="Embed" ProgID="Equation.DSMT4" ShapeID="_x0000_i1163" DrawAspect="Content" ObjectID="_1846090774" r:id="rId273"/>
+          <o:OLEObject Type="Embed" ProgID="Equation.DSMT4" ShapeID="_x0000_i1163" DrawAspect="Content" ObjectID="_1850571705" r:id="rId273"/>
         </w:object>
       </w:r>
       <w:r>
@@ -7971,10 +7981,10 @@
           <w:szCs w:val="24"/>
         </w:rPr>
         <w:object w:dxaOrig="780" w:dyaOrig="400" w14:anchorId="196D4694">
-          <v:shape id="_x0000_i1164" type="#_x0000_t75" style="width:39.75pt;height:20.25pt" o:ole="">
+          <v:shape id="_x0000_i1164" type="#_x0000_t75" style="width:39.6pt;height:20.4pt" o:ole="">
             <v:imagedata r:id="rId265" o:title=""/>
           </v:shape>
-          <o:OLEObject Type="Embed" ProgID="Equation.DSMT4" ShapeID="_x0000_i1164" DrawAspect="Content" ObjectID="_1846090775" r:id="rId274"/>
+          <o:OLEObject Type="Embed" ProgID="Equation.DSMT4" ShapeID="_x0000_i1164" DrawAspect="Content" ObjectID="_1850571706" r:id="rId274"/>
         </w:object>
       </w:r>
       <w:r>
@@ -7993,10 +8003,10 @@
           <w:szCs w:val="24"/>
         </w:rPr>
         <w:object w:dxaOrig="1280" w:dyaOrig="680" w14:anchorId="5253284A">
-          <v:shape id="_x0000_i1165" type="#_x0000_t75" style="width:65.3pt;height:33.75pt" o:ole="">
+          <v:shape id="_x0000_i1165" type="#_x0000_t75" style="width:65.4pt;height:33.6pt" o:ole="">
             <v:imagedata r:id="rId275" o:title=""/>
           </v:shape>
-          <o:OLEObject Type="Embed" ProgID="Equation.DSMT4" ShapeID="_x0000_i1165" DrawAspect="Content" ObjectID="_1846090776" r:id="rId276"/>
+          <o:OLEObject Type="Embed" ProgID="Equation.DSMT4" ShapeID="_x0000_i1165" DrawAspect="Content" ObjectID="_1850571707" r:id="rId276"/>
         </w:object>
       </w:r>
       <w:r>
@@ -8100,10 +8110,10 @@
           <w:szCs w:val="24"/>
         </w:rPr>
         <w:object w:dxaOrig="5000" w:dyaOrig="1240" w14:anchorId="5B3D8682">
-          <v:shape id="_x0000_i1166" type="#_x0000_t75" style="width:250.5pt;height:63.75pt" o:ole="">
+          <v:shape id="_x0000_i1166" type="#_x0000_t75" style="width:250.8pt;height:63.6pt" o:ole="">
             <v:imagedata r:id="rId277" o:title=""/>
           </v:shape>
-          <o:OLEObject Type="Embed" ProgID="Equation.DSMT4" ShapeID="_x0000_i1166" DrawAspect="Content" ObjectID="_1846090777" r:id="rId278"/>
+          <o:OLEObject Type="Embed" ProgID="Equation.DSMT4" ShapeID="_x0000_i1166" DrawAspect="Content" ObjectID="_1850571708" r:id="rId278"/>
         </w:object>
       </w:r>
     </w:p>
